--- a/大作业提交报告.docx
+++ b/大作业提交报告.docx
@@ -3,6 +3,24 @@
 <w:document xmlns:wpc="http://schemas.microsoft.com/office/word/2010/wordprocessingCanvas" xmlns:mc="http://schemas.openxmlformats.org/markup-compatibility/2006" xmlns:o="urn:schemas-microsoft-com:office:office" xmlns:r="http://schemas.openxmlformats.org/officeDocument/2006/relationships" xmlns:m="http://schemas.openxmlformats.org/officeDocument/2006/math" xmlns:v="urn:schemas-microsoft-com:vml" xmlns:wp14="http://schemas.microsoft.com/office/word/2010/wordprocessingDrawing" xmlns:wp="http://schemas.openxmlformats.org/drawingml/2006/wordprocessingDrawing" xmlns:w="http://schemas.openxmlformats.org/wordprocessingml/2006/main" xmlns:w14="http://schemas.microsoft.com/office/word/2010/wordml" xmlns:w10="urn:schemas-microsoft-com:office:word" xmlns:w15="http://schemas.microsoft.com/office/word/2012/wordml" xmlns:wpg="http://schemas.microsoft.com/office/word/2010/wordprocessingGroup" xmlns:wpi="http://schemas.microsoft.com/office/word/2010/wordprocessingInk" xmlns:wne="http://schemas.microsoft.com/office/word/2006/wordml" xmlns:wps="http://schemas.microsoft.com/office/word/2010/wordprocessingShape" xmlns:wpsCustomData="http://www.wps.cn/officeDocument/2013/wpsCustomData" mc:Ignorable="w14 w15 wp14">
   <w:body>
     <w:p>
+      <w:pPr>
+        <w:keepNext w:val="0"/>
+        <w:keepLines w:val="0"/>
+        <w:pageBreakBefore w:val="0"/>
+        <w:widowControl w:val="0"/>
+        <w:kinsoku/>
+        <w:wordWrap/>
+        <w:overflowPunct/>
+        <w:topLinePunct w:val="0"/>
+        <w:autoSpaceDE/>
+        <w:autoSpaceDN/>
+        <w:bidi w:val="0"/>
+        <w:adjustRightInd/>
+        <w:snapToGrid/>
+        <w:spacing w:line="720" w:lineRule="auto"/>
+        <w:textAlignment w:val="auto"/>
+        <w:outlineLvl w:val="9"/>
+      </w:pPr>
       <w:r>
         <w:rPr>
           <w:sz w:val="44"/>
@@ -47,7 +65,7 @@
                         <w:txbxContent>
                           <w:p>
                             <w:pPr>
-                              <w:pStyle w:val="4"/>
+                              <w:pStyle w:val="7"/>
                               <w:jc w:val="center"/>
                               <w:rPr>
                                 <w:rFonts w:ascii="微软雅黑" w:hAnsi="微软雅黑" w:eastAsia="微软雅黑" w:cs="微软雅黑"/>
@@ -70,7 +88,7 @@
                           </w:p>
                           <w:p>
                             <w:pPr>
-                              <w:pStyle w:val="4"/>
+                              <w:pStyle w:val="7"/>
                               <w:jc w:val="center"/>
                               <w:rPr>
                                 <w:sz w:val="56"/>
@@ -110,7 +128,7 @@
                   <w:txbxContent>
                     <w:p>
                       <w:pPr>
-                        <w:pStyle w:val="4"/>
+                        <w:pStyle w:val="7"/>
                         <w:jc w:val="center"/>
                         <w:rPr>
                           <w:rFonts w:ascii="微软雅黑" w:hAnsi="微软雅黑" w:eastAsia="微软雅黑" w:cs="微软雅黑"/>
@@ -133,7 +151,7 @@
                     </w:p>
                     <w:p>
                       <w:pPr>
-                        <w:pStyle w:val="4"/>
+                        <w:pStyle w:val="7"/>
                         <w:jc w:val="center"/>
                         <w:rPr>
                           <w:sz w:val="56"/>
@@ -157,9 +175,6 @@
             </w:pict>
           </mc:Fallback>
         </mc:AlternateContent>
-      </w:r>
-      <w:r>
-        <w:br w:type="page"/>
       </w:r>
       <w:r>
         <mc:AlternateContent>
@@ -224,7 +239,7 @@
                                 <w:lang w:val="en-US" w:eastAsia="zh-CN"/>
                               </w:rPr>
                             </w:pPr>
-                            <w:bookmarkStart w:id="0" w:name="_Date#327175886"/>
+                            <w:bookmarkStart w:id="10" w:name="_Date#327175886"/>
                             <w:r>
                               <w:rPr>
                                 <w:rFonts w:hint="eastAsia" w:ascii="微软雅黑" w:hAnsi="微软雅黑" w:eastAsia="微软雅黑" w:cs="微软雅黑"/>
@@ -315,7 +330,7 @@
                               </w:rPr>
                               <w:fldChar w:fldCharType="end"/>
                             </w:r>
-                            <w:bookmarkEnd w:id="0"/>
+                            <w:bookmarkEnd w:id="10"/>
                           </w:p>
                         </w:txbxContent>
                       </wps:txbx>
@@ -364,7 +379,7 @@
                           <w:lang w:val="en-US" w:eastAsia="zh-CN"/>
                         </w:rPr>
                       </w:pPr>
-                      <w:bookmarkStart w:id="0" w:name="_Date#327175886"/>
+                      <w:bookmarkStart w:id="10" w:name="_Date#327175886"/>
                       <w:r>
                         <w:rPr>
                           <w:rFonts w:hint="eastAsia" w:ascii="微软雅黑" w:hAnsi="微软雅黑" w:eastAsia="微软雅黑" w:cs="微软雅黑"/>
@@ -455,7 +470,7 @@
                         </w:rPr>
                         <w:fldChar w:fldCharType="end"/>
                       </w:r>
-                      <w:bookmarkEnd w:id="0"/>
+                      <w:bookmarkEnd w:id="10"/>
                     </w:p>
                   </w:txbxContent>
                 </v:textbox>
@@ -464,21 +479,1006 @@
           </mc:Fallback>
         </mc:AlternateContent>
       </w:r>
-    </w:p>
-    <w:p>
       <w:r>
         <w:br w:type="page"/>
       </w:r>
     </w:p>
-    <w:p>
-      <w:pPr>
+    <w:sdt>
+      <w:sdtPr>
+        <w:rPr>
+          <w:rFonts w:ascii="宋体" w:hAnsi="宋体" w:eastAsia="宋体" w:cstheme="minorBidi"/>
+          <w:kern w:val="2"/>
+          <w:sz w:val="21"/>
+          <w:szCs w:val="24"/>
+          <w:lang w:val="en-US" w:eastAsia="zh-CN" w:bidi="ar-SA"/>
+        </w:rPr>
+        <w:id w:val="147477844"/>
+        <w15:color w:val="DBDBDB"/>
+        <w:docPartObj>
+          <w:docPartGallery w:val="Table of Contents"/>
+          <w:docPartUnique/>
+        </w:docPartObj>
+      </w:sdtPr>
+      <w:sdtEndPr>
+        <w:rPr>
+          <w:rFonts w:asciiTheme="minorHAnsi" w:hAnsiTheme="minorHAnsi" w:eastAsiaTheme="minorEastAsia" w:cstheme="minorBidi"/>
+          <w:kern w:val="2"/>
+          <w:sz w:val="21"/>
+          <w:szCs w:val="24"/>
+          <w:lang w:val="en-US" w:eastAsia="zh-CN" w:bidi="ar-SA"/>
+        </w:rPr>
+      </w:sdtEndPr>
+      <w:sdtContent>
+        <w:p>
+          <w:pPr>
+            <w:keepNext w:val="0"/>
+            <w:keepLines w:val="0"/>
+            <w:pageBreakBefore w:val="0"/>
+            <w:widowControl w:val="0"/>
+            <w:kinsoku/>
+            <w:wordWrap/>
+            <w:overflowPunct/>
+            <w:topLinePunct w:val="0"/>
+            <w:autoSpaceDE/>
+            <w:autoSpaceDN/>
+            <w:bidi w:val="0"/>
+            <w:adjustRightInd/>
+            <w:snapToGrid/>
+            <w:spacing w:before="0" w:beforeLines="0" w:after="0" w:afterLines="0" w:line="720" w:lineRule="auto"/>
+            <w:ind w:left="0" w:leftChars="0" w:right="0" w:rightChars="0" w:firstLine="0" w:firstLineChars="0"/>
+            <w:jc w:val="center"/>
+            <w:textAlignment w:val="auto"/>
+            <w:rPr>
+              <w:rFonts w:hint="eastAsia" w:ascii="等线" w:hAnsi="等线" w:eastAsia="等线" w:cs="等线"/>
+              <w:sz w:val="28"/>
+              <w:szCs w:val="28"/>
+            </w:rPr>
+          </w:pPr>
+          <w:r>
+            <w:rPr>
+              <w:rFonts w:hint="eastAsia" w:ascii="等线" w:hAnsi="等线" w:eastAsia="等线" w:cs="等线"/>
+              <w:sz w:val="28"/>
+              <w:szCs w:val="28"/>
+            </w:rPr>
+            <w:t>目录</w:t>
+          </w:r>
+        </w:p>
+        <w:p>
+          <w:pPr>
+            <w:pStyle w:val="3"/>
+            <w:keepNext w:val="0"/>
+            <w:keepLines w:val="0"/>
+            <w:pageBreakBefore w:val="0"/>
+            <w:widowControl w:val="0"/>
+            <w:tabs>
+              <w:tab w:val="right" w:leader="dot" w:pos="8306"/>
+            </w:tabs>
+            <w:kinsoku/>
+            <w:wordWrap/>
+            <w:overflowPunct/>
+            <w:topLinePunct w:val="0"/>
+            <w:autoSpaceDE/>
+            <w:autoSpaceDN/>
+            <w:bidi w:val="0"/>
+            <w:adjustRightInd/>
+            <w:snapToGrid/>
+            <w:spacing w:line="720" w:lineRule="auto"/>
+            <w:textAlignment w:val="auto"/>
+            <w:rPr>
+              <w:rFonts w:hint="eastAsia" w:ascii="等线" w:hAnsi="等线" w:eastAsia="等线" w:cs="等线"/>
+              <w:sz w:val="28"/>
+              <w:szCs w:val="28"/>
+            </w:rPr>
+          </w:pPr>
+          <w:r>
+            <w:rPr>
+              <w:rFonts w:hint="eastAsia" w:ascii="等线" w:hAnsi="等线" w:eastAsia="等线" w:cs="等线"/>
+              <w:sz w:val="28"/>
+              <w:szCs w:val="28"/>
+            </w:rPr>
+            <w:fldChar w:fldCharType="begin"/>
+          </w:r>
+          <w:r>
+            <w:rPr>
+              <w:rFonts w:hint="eastAsia" w:ascii="等线" w:hAnsi="等线" w:eastAsia="等线" w:cs="等线"/>
+              <w:sz w:val="28"/>
+              <w:szCs w:val="28"/>
+            </w:rPr>
+            <w:instrText xml:space="preserve">TOC \o "1-3" \h \u </w:instrText>
+          </w:r>
+          <w:r>
+            <w:rPr>
+              <w:rFonts w:hint="eastAsia" w:ascii="等线" w:hAnsi="等线" w:eastAsia="等线" w:cs="等线"/>
+              <w:sz w:val="28"/>
+              <w:szCs w:val="28"/>
+            </w:rPr>
+            <w:fldChar w:fldCharType="separate"/>
+          </w:r>
+          <w:r>
+            <w:rPr>
+              <w:rFonts w:hint="eastAsia" w:ascii="等线" w:hAnsi="等线" w:eastAsia="等线" w:cs="等线"/>
+              <w:sz w:val="28"/>
+              <w:szCs w:val="28"/>
+            </w:rPr>
+            <w:fldChar w:fldCharType="begin"/>
+          </w:r>
+          <w:r>
+            <w:rPr>
+              <w:rFonts w:hint="eastAsia" w:ascii="等线" w:hAnsi="等线" w:eastAsia="等线" w:cs="等线"/>
+              <w:sz w:val="28"/>
+              <w:szCs w:val="28"/>
+            </w:rPr>
+            <w:instrText xml:space="preserve"> HYPERLINK \l _Toc3045 </w:instrText>
+          </w:r>
+          <w:r>
+            <w:rPr>
+              <w:rFonts w:hint="eastAsia" w:ascii="等线" w:hAnsi="等线" w:eastAsia="等线" w:cs="等线"/>
+              <w:sz w:val="28"/>
+              <w:szCs w:val="28"/>
+            </w:rPr>
+            <w:fldChar w:fldCharType="separate"/>
+          </w:r>
+          <w:r>
+            <w:rPr>
+              <w:rFonts w:hint="eastAsia" w:ascii="等线" w:hAnsi="等线" w:eastAsia="等线" w:cs="等线"/>
+              <w:bCs/>
+              <w:sz w:val="28"/>
+              <w:szCs w:val="28"/>
+              <w:lang w:val="en-US" w:eastAsia="zh-CN"/>
+            </w:rPr>
+            <w:t>一、 作业题目</w:t>
+          </w:r>
+          <w:r>
+            <w:rPr>
+              <w:rFonts w:hint="eastAsia" w:ascii="等线" w:hAnsi="等线" w:eastAsia="等线" w:cs="等线"/>
+              <w:sz w:val="28"/>
+              <w:szCs w:val="28"/>
+            </w:rPr>
+            <w:tab/>
+          </w:r>
+          <w:r>
+            <w:rPr>
+              <w:rFonts w:hint="eastAsia" w:ascii="等线" w:hAnsi="等线" w:eastAsia="等线" w:cs="等线"/>
+              <w:sz w:val="28"/>
+              <w:szCs w:val="28"/>
+            </w:rPr>
+            <w:fldChar w:fldCharType="begin"/>
+          </w:r>
+          <w:r>
+            <w:rPr>
+              <w:rFonts w:hint="eastAsia" w:ascii="等线" w:hAnsi="等线" w:eastAsia="等线" w:cs="等线"/>
+              <w:sz w:val="28"/>
+              <w:szCs w:val="28"/>
+            </w:rPr>
+            <w:instrText xml:space="preserve"> PAGEREF _Toc3045 \h </w:instrText>
+          </w:r>
+          <w:r>
+            <w:rPr>
+              <w:rFonts w:hint="eastAsia" w:ascii="等线" w:hAnsi="等线" w:eastAsia="等线" w:cs="等线"/>
+              <w:sz w:val="28"/>
+              <w:szCs w:val="28"/>
+            </w:rPr>
+            <w:fldChar w:fldCharType="separate"/>
+          </w:r>
+          <w:r>
+            <w:rPr>
+              <w:rFonts w:hint="eastAsia" w:ascii="等线" w:hAnsi="等线" w:eastAsia="等线" w:cs="等线"/>
+              <w:sz w:val="28"/>
+              <w:szCs w:val="28"/>
+            </w:rPr>
+            <w:t>3</w:t>
+          </w:r>
+          <w:r>
+            <w:rPr>
+              <w:rFonts w:hint="eastAsia" w:ascii="等线" w:hAnsi="等线" w:eastAsia="等线" w:cs="等线"/>
+              <w:sz w:val="28"/>
+              <w:szCs w:val="28"/>
+            </w:rPr>
+            <w:fldChar w:fldCharType="end"/>
+          </w:r>
+          <w:r>
+            <w:rPr>
+              <w:rFonts w:hint="eastAsia" w:ascii="等线" w:hAnsi="等线" w:eastAsia="等线" w:cs="等线"/>
+              <w:sz w:val="28"/>
+              <w:szCs w:val="28"/>
+            </w:rPr>
+            <w:fldChar w:fldCharType="end"/>
+          </w:r>
+        </w:p>
+        <w:p>
+          <w:pPr>
+            <w:pStyle w:val="3"/>
+            <w:keepNext w:val="0"/>
+            <w:keepLines w:val="0"/>
+            <w:pageBreakBefore w:val="0"/>
+            <w:widowControl w:val="0"/>
+            <w:tabs>
+              <w:tab w:val="right" w:leader="dot" w:pos="8306"/>
+            </w:tabs>
+            <w:kinsoku/>
+            <w:wordWrap/>
+            <w:overflowPunct/>
+            <w:topLinePunct w:val="0"/>
+            <w:autoSpaceDE/>
+            <w:autoSpaceDN/>
+            <w:bidi w:val="0"/>
+            <w:adjustRightInd/>
+            <w:snapToGrid/>
+            <w:spacing w:line="720" w:lineRule="auto"/>
+            <w:textAlignment w:val="auto"/>
+            <w:rPr>
+              <w:rFonts w:hint="eastAsia" w:ascii="等线" w:hAnsi="等线" w:eastAsia="等线" w:cs="等线"/>
+              <w:sz w:val="28"/>
+              <w:szCs w:val="28"/>
+            </w:rPr>
+          </w:pPr>
+          <w:r>
+            <w:rPr>
+              <w:rFonts w:hint="eastAsia" w:ascii="等线" w:hAnsi="等线" w:eastAsia="等线" w:cs="等线"/>
+              <w:sz w:val="28"/>
+              <w:szCs w:val="28"/>
+            </w:rPr>
+            <w:fldChar w:fldCharType="begin"/>
+          </w:r>
+          <w:r>
+            <w:rPr>
+              <w:rFonts w:hint="eastAsia" w:ascii="等线" w:hAnsi="等线" w:eastAsia="等线" w:cs="等线"/>
+              <w:sz w:val="28"/>
+              <w:szCs w:val="28"/>
+            </w:rPr>
+            <w:instrText xml:space="preserve"> HYPERLINK \l _Toc1969 </w:instrText>
+          </w:r>
+          <w:r>
+            <w:rPr>
+              <w:rFonts w:hint="eastAsia" w:ascii="等线" w:hAnsi="等线" w:eastAsia="等线" w:cs="等线"/>
+              <w:sz w:val="28"/>
+              <w:szCs w:val="28"/>
+            </w:rPr>
+            <w:fldChar w:fldCharType="separate"/>
+          </w:r>
+          <w:r>
+            <w:rPr>
+              <w:rFonts w:hint="eastAsia" w:ascii="等线" w:hAnsi="等线" w:eastAsia="等线" w:cs="等线"/>
+              <w:bCs/>
+              <w:sz w:val="28"/>
+              <w:szCs w:val="28"/>
+              <w:lang w:val="en-US" w:eastAsia="zh-CN"/>
+            </w:rPr>
+            <w:t>二、 开发软件</w:t>
+          </w:r>
+          <w:r>
+            <w:rPr>
+              <w:rFonts w:hint="eastAsia" w:ascii="等线" w:hAnsi="等线" w:eastAsia="等线" w:cs="等线"/>
+              <w:sz w:val="28"/>
+              <w:szCs w:val="28"/>
+            </w:rPr>
+            <w:tab/>
+          </w:r>
+          <w:r>
+            <w:rPr>
+              <w:rFonts w:hint="eastAsia" w:ascii="等线" w:hAnsi="等线" w:eastAsia="等线" w:cs="等线"/>
+              <w:sz w:val="28"/>
+              <w:szCs w:val="28"/>
+            </w:rPr>
+            <w:fldChar w:fldCharType="begin"/>
+          </w:r>
+          <w:r>
+            <w:rPr>
+              <w:rFonts w:hint="eastAsia" w:ascii="等线" w:hAnsi="等线" w:eastAsia="等线" w:cs="等线"/>
+              <w:sz w:val="28"/>
+              <w:szCs w:val="28"/>
+            </w:rPr>
+            <w:instrText xml:space="preserve"> PAGEREF _Toc1969 \h </w:instrText>
+          </w:r>
+          <w:r>
+            <w:rPr>
+              <w:rFonts w:hint="eastAsia" w:ascii="等线" w:hAnsi="等线" w:eastAsia="等线" w:cs="等线"/>
+              <w:sz w:val="28"/>
+              <w:szCs w:val="28"/>
+            </w:rPr>
+            <w:fldChar w:fldCharType="separate"/>
+          </w:r>
+          <w:r>
+            <w:rPr>
+              <w:rFonts w:hint="eastAsia" w:ascii="等线" w:hAnsi="等线" w:eastAsia="等线" w:cs="等线"/>
+              <w:sz w:val="28"/>
+              <w:szCs w:val="28"/>
+            </w:rPr>
+            <w:t>3</w:t>
+          </w:r>
+          <w:r>
+            <w:rPr>
+              <w:rFonts w:hint="eastAsia" w:ascii="等线" w:hAnsi="等线" w:eastAsia="等线" w:cs="等线"/>
+              <w:sz w:val="28"/>
+              <w:szCs w:val="28"/>
+            </w:rPr>
+            <w:fldChar w:fldCharType="end"/>
+          </w:r>
+          <w:r>
+            <w:rPr>
+              <w:rFonts w:hint="eastAsia" w:ascii="等线" w:hAnsi="等线" w:eastAsia="等线" w:cs="等线"/>
+              <w:sz w:val="28"/>
+              <w:szCs w:val="28"/>
+            </w:rPr>
+            <w:fldChar w:fldCharType="end"/>
+          </w:r>
+        </w:p>
+        <w:p>
+          <w:pPr>
+            <w:pStyle w:val="3"/>
+            <w:keepNext w:val="0"/>
+            <w:keepLines w:val="0"/>
+            <w:pageBreakBefore w:val="0"/>
+            <w:widowControl w:val="0"/>
+            <w:tabs>
+              <w:tab w:val="right" w:leader="dot" w:pos="8306"/>
+            </w:tabs>
+            <w:kinsoku/>
+            <w:wordWrap/>
+            <w:overflowPunct/>
+            <w:topLinePunct w:val="0"/>
+            <w:autoSpaceDE/>
+            <w:autoSpaceDN/>
+            <w:bidi w:val="0"/>
+            <w:adjustRightInd/>
+            <w:snapToGrid/>
+            <w:spacing w:line="720" w:lineRule="auto"/>
+            <w:textAlignment w:val="auto"/>
+            <w:rPr>
+              <w:rFonts w:hint="eastAsia" w:ascii="等线" w:hAnsi="等线" w:eastAsia="等线" w:cs="等线"/>
+              <w:sz w:val="28"/>
+              <w:szCs w:val="28"/>
+            </w:rPr>
+          </w:pPr>
+          <w:r>
+            <w:rPr>
+              <w:rFonts w:hint="eastAsia" w:ascii="等线" w:hAnsi="等线" w:eastAsia="等线" w:cs="等线"/>
+              <w:sz w:val="28"/>
+              <w:szCs w:val="28"/>
+            </w:rPr>
+            <w:fldChar w:fldCharType="begin"/>
+          </w:r>
+          <w:r>
+            <w:rPr>
+              <w:rFonts w:hint="eastAsia" w:ascii="等线" w:hAnsi="等线" w:eastAsia="等线" w:cs="等线"/>
+              <w:sz w:val="28"/>
+              <w:szCs w:val="28"/>
+            </w:rPr>
+            <w:instrText xml:space="preserve"> HYPERLINK \l _Toc28028 </w:instrText>
+          </w:r>
+          <w:r>
+            <w:rPr>
+              <w:rFonts w:hint="eastAsia" w:ascii="等线" w:hAnsi="等线" w:eastAsia="等线" w:cs="等线"/>
+              <w:sz w:val="28"/>
+              <w:szCs w:val="28"/>
+            </w:rPr>
+            <w:fldChar w:fldCharType="separate"/>
+          </w:r>
+          <w:r>
+            <w:rPr>
+              <w:rFonts w:hint="eastAsia" w:ascii="等线" w:hAnsi="等线" w:eastAsia="等线" w:cs="等线"/>
+              <w:bCs/>
+              <w:sz w:val="28"/>
+              <w:szCs w:val="28"/>
+              <w:lang w:val="en-US" w:eastAsia="zh-CN"/>
+            </w:rPr>
+            <w:t>三、 课题要求</w:t>
+          </w:r>
+          <w:r>
+            <w:rPr>
+              <w:rFonts w:hint="eastAsia" w:ascii="等线" w:hAnsi="等线" w:eastAsia="等线" w:cs="等线"/>
+              <w:sz w:val="28"/>
+              <w:szCs w:val="28"/>
+            </w:rPr>
+            <w:tab/>
+          </w:r>
+          <w:r>
+            <w:rPr>
+              <w:rFonts w:hint="eastAsia" w:ascii="等线" w:hAnsi="等线" w:eastAsia="等线" w:cs="等线"/>
+              <w:sz w:val="28"/>
+              <w:szCs w:val="28"/>
+            </w:rPr>
+            <w:fldChar w:fldCharType="begin"/>
+          </w:r>
+          <w:r>
+            <w:rPr>
+              <w:rFonts w:hint="eastAsia" w:ascii="等线" w:hAnsi="等线" w:eastAsia="等线" w:cs="等线"/>
+              <w:sz w:val="28"/>
+              <w:szCs w:val="28"/>
+            </w:rPr>
+            <w:instrText xml:space="preserve"> PAGEREF _Toc28028 \h </w:instrText>
+          </w:r>
+          <w:r>
+            <w:rPr>
+              <w:rFonts w:hint="eastAsia" w:ascii="等线" w:hAnsi="等线" w:eastAsia="等线" w:cs="等线"/>
+              <w:sz w:val="28"/>
+              <w:szCs w:val="28"/>
+            </w:rPr>
+            <w:fldChar w:fldCharType="separate"/>
+          </w:r>
+          <w:r>
+            <w:rPr>
+              <w:rFonts w:hint="eastAsia" w:ascii="等线" w:hAnsi="等线" w:eastAsia="等线" w:cs="等线"/>
+              <w:sz w:val="28"/>
+              <w:szCs w:val="28"/>
+            </w:rPr>
+            <w:t>3</w:t>
+          </w:r>
+          <w:r>
+            <w:rPr>
+              <w:rFonts w:hint="eastAsia" w:ascii="等线" w:hAnsi="等线" w:eastAsia="等线" w:cs="等线"/>
+              <w:sz w:val="28"/>
+              <w:szCs w:val="28"/>
+            </w:rPr>
+            <w:fldChar w:fldCharType="end"/>
+          </w:r>
+          <w:r>
+            <w:rPr>
+              <w:rFonts w:hint="eastAsia" w:ascii="等线" w:hAnsi="等线" w:eastAsia="等线" w:cs="等线"/>
+              <w:sz w:val="28"/>
+              <w:szCs w:val="28"/>
+            </w:rPr>
+            <w:fldChar w:fldCharType="end"/>
+          </w:r>
+        </w:p>
+        <w:p>
+          <w:pPr>
+            <w:pStyle w:val="3"/>
+            <w:keepNext w:val="0"/>
+            <w:keepLines w:val="0"/>
+            <w:pageBreakBefore w:val="0"/>
+            <w:widowControl w:val="0"/>
+            <w:tabs>
+              <w:tab w:val="right" w:leader="dot" w:pos="8306"/>
+            </w:tabs>
+            <w:kinsoku/>
+            <w:wordWrap/>
+            <w:overflowPunct/>
+            <w:topLinePunct w:val="0"/>
+            <w:autoSpaceDE/>
+            <w:autoSpaceDN/>
+            <w:bidi w:val="0"/>
+            <w:adjustRightInd/>
+            <w:snapToGrid/>
+            <w:spacing w:line="720" w:lineRule="auto"/>
+            <w:textAlignment w:val="auto"/>
+            <w:rPr>
+              <w:rFonts w:hint="eastAsia" w:ascii="等线" w:hAnsi="等线" w:eastAsia="等线" w:cs="等线"/>
+              <w:sz w:val="28"/>
+              <w:szCs w:val="28"/>
+            </w:rPr>
+          </w:pPr>
+          <w:r>
+            <w:rPr>
+              <w:rFonts w:hint="eastAsia" w:ascii="等线" w:hAnsi="等线" w:eastAsia="等线" w:cs="等线"/>
+              <w:sz w:val="28"/>
+              <w:szCs w:val="28"/>
+            </w:rPr>
+            <w:fldChar w:fldCharType="begin"/>
+          </w:r>
+          <w:r>
+            <w:rPr>
+              <w:rFonts w:hint="eastAsia" w:ascii="等线" w:hAnsi="等线" w:eastAsia="等线" w:cs="等线"/>
+              <w:sz w:val="28"/>
+              <w:szCs w:val="28"/>
+            </w:rPr>
+            <w:instrText xml:space="preserve"> HYPERLINK \l _Toc2797 </w:instrText>
+          </w:r>
+          <w:r>
+            <w:rPr>
+              <w:rFonts w:hint="eastAsia" w:ascii="等线" w:hAnsi="等线" w:eastAsia="等线" w:cs="等线"/>
+              <w:sz w:val="28"/>
+              <w:szCs w:val="28"/>
+            </w:rPr>
+            <w:fldChar w:fldCharType="separate"/>
+          </w:r>
+          <w:r>
+            <w:rPr>
+              <w:rFonts w:hint="eastAsia" w:ascii="等线" w:hAnsi="等线" w:eastAsia="等线" w:cs="等线"/>
+              <w:bCs/>
+              <w:sz w:val="28"/>
+              <w:szCs w:val="28"/>
+              <w:lang w:val="en-US" w:eastAsia="zh-CN"/>
+            </w:rPr>
+            <w:t>四、 主要流程</w:t>
+          </w:r>
+          <w:r>
+            <w:rPr>
+              <w:rFonts w:hint="eastAsia" w:ascii="等线" w:hAnsi="等线" w:eastAsia="等线" w:cs="等线"/>
+              <w:sz w:val="28"/>
+              <w:szCs w:val="28"/>
+            </w:rPr>
+            <w:tab/>
+          </w:r>
+          <w:r>
+            <w:rPr>
+              <w:rFonts w:hint="eastAsia" w:ascii="等线" w:hAnsi="等线" w:eastAsia="等线" w:cs="等线"/>
+              <w:sz w:val="28"/>
+              <w:szCs w:val="28"/>
+            </w:rPr>
+            <w:fldChar w:fldCharType="begin"/>
+          </w:r>
+          <w:r>
+            <w:rPr>
+              <w:rFonts w:hint="eastAsia" w:ascii="等线" w:hAnsi="等线" w:eastAsia="等线" w:cs="等线"/>
+              <w:sz w:val="28"/>
+              <w:szCs w:val="28"/>
+            </w:rPr>
+            <w:instrText xml:space="preserve"> PAGEREF _Toc2797 \h </w:instrText>
+          </w:r>
+          <w:r>
+            <w:rPr>
+              <w:rFonts w:hint="eastAsia" w:ascii="等线" w:hAnsi="等线" w:eastAsia="等线" w:cs="等线"/>
+              <w:sz w:val="28"/>
+              <w:szCs w:val="28"/>
+            </w:rPr>
+            <w:fldChar w:fldCharType="separate"/>
+          </w:r>
+          <w:r>
+            <w:rPr>
+              <w:rFonts w:hint="eastAsia" w:ascii="等线" w:hAnsi="等线" w:eastAsia="等线" w:cs="等线"/>
+              <w:sz w:val="28"/>
+              <w:szCs w:val="28"/>
+            </w:rPr>
+            <w:t>3</w:t>
+          </w:r>
+          <w:r>
+            <w:rPr>
+              <w:rFonts w:hint="eastAsia" w:ascii="等线" w:hAnsi="等线" w:eastAsia="等线" w:cs="等线"/>
+              <w:sz w:val="28"/>
+              <w:szCs w:val="28"/>
+            </w:rPr>
+            <w:fldChar w:fldCharType="end"/>
+          </w:r>
+          <w:r>
+            <w:rPr>
+              <w:rFonts w:hint="eastAsia" w:ascii="等线" w:hAnsi="等线" w:eastAsia="等线" w:cs="等线"/>
+              <w:sz w:val="28"/>
+              <w:szCs w:val="28"/>
+            </w:rPr>
+            <w:fldChar w:fldCharType="end"/>
+          </w:r>
+        </w:p>
+        <w:p>
+          <w:pPr>
+            <w:pStyle w:val="4"/>
+            <w:keepNext w:val="0"/>
+            <w:keepLines w:val="0"/>
+            <w:pageBreakBefore w:val="0"/>
+            <w:widowControl w:val="0"/>
+            <w:tabs>
+              <w:tab w:val="right" w:leader="dot" w:pos="8306"/>
+            </w:tabs>
+            <w:kinsoku/>
+            <w:wordWrap/>
+            <w:overflowPunct/>
+            <w:topLinePunct w:val="0"/>
+            <w:autoSpaceDE/>
+            <w:autoSpaceDN/>
+            <w:bidi w:val="0"/>
+            <w:adjustRightInd/>
+            <w:snapToGrid/>
+            <w:spacing w:line="720" w:lineRule="auto"/>
+            <w:textAlignment w:val="auto"/>
+            <w:rPr>
+              <w:rFonts w:hint="eastAsia" w:ascii="等线" w:hAnsi="等线" w:eastAsia="等线" w:cs="等线"/>
+              <w:sz w:val="28"/>
+              <w:szCs w:val="28"/>
+            </w:rPr>
+          </w:pPr>
+          <w:r>
+            <w:rPr>
+              <w:rFonts w:hint="eastAsia" w:ascii="等线" w:hAnsi="等线" w:eastAsia="等线" w:cs="等线"/>
+              <w:sz w:val="28"/>
+              <w:szCs w:val="28"/>
+            </w:rPr>
+            <w:fldChar w:fldCharType="begin"/>
+          </w:r>
+          <w:r>
+            <w:rPr>
+              <w:rFonts w:hint="eastAsia" w:ascii="等线" w:hAnsi="等线" w:eastAsia="等线" w:cs="等线"/>
+              <w:sz w:val="28"/>
+              <w:szCs w:val="28"/>
+            </w:rPr>
+            <w:instrText xml:space="preserve"> HYPERLINK \l _Toc10320 </w:instrText>
+          </w:r>
+          <w:r>
+            <w:rPr>
+              <w:rFonts w:hint="eastAsia" w:ascii="等线" w:hAnsi="等线" w:eastAsia="等线" w:cs="等线"/>
+              <w:sz w:val="28"/>
+              <w:szCs w:val="28"/>
+            </w:rPr>
+            <w:fldChar w:fldCharType="separate"/>
+          </w:r>
+          <w:r>
+            <w:rPr>
+              <w:rFonts w:hint="eastAsia" w:ascii="等线" w:hAnsi="等线" w:eastAsia="等线" w:cs="等线"/>
+              <w:bCs/>
+              <w:sz w:val="28"/>
+              <w:szCs w:val="28"/>
+              <w:lang w:val="en-US" w:eastAsia="zh-CN"/>
+            </w:rPr>
+            <w:t>1． 实现思路</w:t>
+          </w:r>
+          <w:r>
+            <w:rPr>
+              <w:rFonts w:hint="eastAsia" w:ascii="等线" w:hAnsi="等线" w:eastAsia="等线" w:cs="等线"/>
+              <w:sz w:val="28"/>
+              <w:szCs w:val="28"/>
+            </w:rPr>
+            <w:tab/>
+          </w:r>
+          <w:r>
+            <w:rPr>
+              <w:rFonts w:hint="eastAsia" w:ascii="等线" w:hAnsi="等线" w:eastAsia="等线" w:cs="等线"/>
+              <w:sz w:val="28"/>
+              <w:szCs w:val="28"/>
+            </w:rPr>
+            <w:fldChar w:fldCharType="begin"/>
+          </w:r>
+          <w:r>
+            <w:rPr>
+              <w:rFonts w:hint="eastAsia" w:ascii="等线" w:hAnsi="等线" w:eastAsia="等线" w:cs="等线"/>
+              <w:sz w:val="28"/>
+              <w:szCs w:val="28"/>
+            </w:rPr>
+            <w:instrText xml:space="preserve"> PAGEREF _Toc10320 \h </w:instrText>
+          </w:r>
+          <w:r>
+            <w:rPr>
+              <w:rFonts w:hint="eastAsia" w:ascii="等线" w:hAnsi="等线" w:eastAsia="等线" w:cs="等线"/>
+              <w:sz w:val="28"/>
+              <w:szCs w:val="28"/>
+            </w:rPr>
+            <w:fldChar w:fldCharType="separate"/>
+          </w:r>
+          <w:r>
+            <w:rPr>
+              <w:rFonts w:hint="eastAsia" w:ascii="等线" w:hAnsi="等线" w:eastAsia="等线" w:cs="等线"/>
+              <w:sz w:val="28"/>
+              <w:szCs w:val="28"/>
+            </w:rPr>
+            <w:t>4</w:t>
+          </w:r>
+          <w:r>
+            <w:rPr>
+              <w:rFonts w:hint="eastAsia" w:ascii="等线" w:hAnsi="等线" w:eastAsia="等线" w:cs="等线"/>
+              <w:sz w:val="28"/>
+              <w:szCs w:val="28"/>
+            </w:rPr>
+            <w:fldChar w:fldCharType="end"/>
+          </w:r>
+          <w:r>
+            <w:rPr>
+              <w:rFonts w:hint="eastAsia" w:ascii="等线" w:hAnsi="等线" w:eastAsia="等线" w:cs="等线"/>
+              <w:sz w:val="28"/>
+              <w:szCs w:val="28"/>
+            </w:rPr>
+            <w:fldChar w:fldCharType="end"/>
+          </w:r>
+        </w:p>
+        <w:p>
+          <w:pPr>
+            <w:pStyle w:val="4"/>
+            <w:keepNext w:val="0"/>
+            <w:keepLines w:val="0"/>
+            <w:pageBreakBefore w:val="0"/>
+            <w:widowControl w:val="0"/>
+            <w:tabs>
+              <w:tab w:val="right" w:leader="dot" w:pos="8306"/>
+            </w:tabs>
+            <w:kinsoku/>
+            <w:wordWrap/>
+            <w:overflowPunct/>
+            <w:topLinePunct w:val="0"/>
+            <w:autoSpaceDE/>
+            <w:autoSpaceDN/>
+            <w:bidi w:val="0"/>
+            <w:adjustRightInd/>
+            <w:snapToGrid/>
+            <w:spacing w:line="720" w:lineRule="auto"/>
+            <w:textAlignment w:val="auto"/>
+            <w:rPr>
+              <w:rFonts w:hint="eastAsia" w:ascii="等线" w:hAnsi="等线" w:eastAsia="等线" w:cs="等线"/>
+              <w:sz w:val="28"/>
+              <w:szCs w:val="28"/>
+            </w:rPr>
+          </w:pPr>
+          <w:r>
+            <w:rPr>
+              <w:rFonts w:hint="eastAsia" w:ascii="等线" w:hAnsi="等线" w:eastAsia="等线" w:cs="等线"/>
+              <w:sz w:val="28"/>
+              <w:szCs w:val="28"/>
+            </w:rPr>
+            <w:fldChar w:fldCharType="begin"/>
+          </w:r>
+          <w:r>
+            <w:rPr>
+              <w:rFonts w:hint="eastAsia" w:ascii="等线" w:hAnsi="等线" w:eastAsia="等线" w:cs="等线"/>
+              <w:sz w:val="28"/>
+              <w:szCs w:val="28"/>
+            </w:rPr>
+            <w:instrText xml:space="preserve"> HYPERLINK \l _Toc13030 </w:instrText>
+          </w:r>
+          <w:r>
+            <w:rPr>
+              <w:rFonts w:hint="eastAsia" w:ascii="等线" w:hAnsi="等线" w:eastAsia="等线" w:cs="等线"/>
+              <w:sz w:val="28"/>
+              <w:szCs w:val="28"/>
+            </w:rPr>
+            <w:fldChar w:fldCharType="separate"/>
+          </w:r>
+          <w:r>
+            <w:rPr>
+              <w:rFonts w:hint="eastAsia" w:ascii="等线" w:hAnsi="等线" w:eastAsia="等线" w:cs="等线"/>
+              <w:bCs/>
+              <w:sz w:val="28"/>
+              <w:szCs w:val="28"/>
+              <w:lang w:val="en-US" w:eastAsia="zh-CN"/>
+            </w:rPr>
+            <w:t>2． 基本算法</w:t>
+          </w:r>
+          <w:r>
+            <w:rPr>
+              <w:rFonts w:hint="eastAsia" w:ascii="等线" w:hAnsi="等线" w:eastAsia="等线" w:cs="等线"/>
+              <w:sz w:val="28"/>
+              <w:szCs w:val="28"/>
+            </w:rPr>
+            <w:tab/>
+          </w:r>
+          <w:r>
+            <w:rPr>
+              <w:rFonts w:hint="eastAsia" w:ascii="等线" w:hAnsi="等线" w:eastAsia="等线" w:cs="等线"/>
+              <w:sz w:val="28"/>
+              <w:szCs w:val="28"/>
+            </w:rPr>
+            <w:fldChar w:fldCharType="begin"/>
+          </w:r>
+          <w:r>
+            <w:rPr>
+              <w:rFonts w:hint="eastAsia" w:ascii="等线" w:hAnsi="等线" w:eastAsia="等线" w:cs="等线"/>
+              <w:sz w:val="28"/>
+              <w:szCs w:val="28"/>
+            </w:rPr>
+            <w:instrText xml:space="preserve"> PAGEREF _Toc13030 \h </w:instrText>
+          </w:r>
+          <w:r>
+            <w:rPr>
+              <w:rFonts w:hint="eastAsia" w:ascii="等线" w:hAnsi="等线" w:eastAsia="等线" w:cs="等线"/>
+              <w:sz w:val="28"/>
+              <w:szCs w:val="28"/>
+            </w:rPr>
+            <w:fldChar w:fldCharType="separate"/>
+          </w:r>
+          <w:r>
+            <w:rPr>
+              <w:rFonts w:hint="eastAsia" w:ascii="等线" w:hAnsi="等线" w:eastAsia="等线" w:cs="等线"/>
+              <w:sz w:val="28"/>
+              <w:szCs w:val="28"/>
+            </w:rPr>
+            <w:t>5</w:t>
+          </w:r>
+          <w:r>
+            <w:rPr>
+              <w:rFonts w:hint="eastAsia" w:ascii="等线" w:hAnsi="等线" w:eastAsia="等线" w:cs="等线"/>
+              <w:sz w:val="28"/>
+              <w:szCs w:val="28"/>
+            </w:rPr>
+            <w:fldChar w:fldCharType="end"/>
+          </w:r>
+          <w:r>
+            <w:rPr>
+              <w:rFonts w:hint="eastAsia" w:ascii="等线" w:hAnsi="等线" w:eastAsia="等线" w:cs="等线"/>
+              <w:sz w:val="28"/>
+              <w:szCs w:val="28"/>
+            </w:rPr>
+            <w:fldChar w:fldCharType="end"/>
+          </w:r>
+        </w:p>
+        <w:p>
+          <w:pPr>
+            <w:pStyle w:val="3"/>
+            <w:keepNext w:val="0"/>
+            <w:keepLines w:val="0"/>
+            <w:pageBreakBefore w:val="0"/>
+            <w:widowControl w:val="0"/>
+            <w:tabs>
+              <w:tab w:val="right" w:leader="dot" w:pos="8306"/>
+            </w:tabs>
+            <w:kinsoku/>
+            <w:wordWrap/>
+            <w:overflowPunct/>
+            <w:topLinePunct w:val="0"/>
+            <w:autoSpaceDE/>
+            <w:autoSpaceDN/>
+            <w:bidi w:val="0"/>
+            <w:adjustRightInd/>
+            <w:snapToGrid/>
+            <w:spacing w:line="720" w:lineRule="auto"/>
+            <w:textAlignment w:val="auto"/>
+            <w:rPr>
+              <w:rFonts w:hint="eastAsia" w:ascii="等线" w:hAnsi="等线" w:eastAsia="等线" w:cs="等线"/>
+              <w:sz w:val="28"/>
+              <w:szCs w:val="28"/>
+            </w:rPr>
+          </w:pPr>
+          <w:r>
+            <w:rPr>
+              <w:rFonts w:hint="eastAsia" w:ascii="等线" w:hAnsi="等线" w:eastAsia="等线" w:cs="等线"/>
+              <w:sz w:val="28"/>
+              <w:szCs w:val="28"/>
+            </w:rPr>
+            <w:fldChar w:fldCharType="begin"/>
+          </w:r>
+          <w:r>
+            <w:rPr>
+              <w:rFonts w:hint="eastAsia" w:ascii="等线" w:hAnsi="等线" w:eastAsia="等线" w:cs="等线"/>
+              <w:sz w:val="28"/>
+              <w:szCs w:val="28"/>
+            </w:rPr>
+            <w:instrText xml:space="preserve"> HYPERLINK \l _Toc14325 </w:instrText>
+          </w:r>
+          <w:r>
+            <w:rPr>
+              <w:rFonts w:hint="eastAsia" w:ascii="等线" w:hAnsi="等线" w:eastAsia="等线" w:cs="等线"/>
+              <w:sz w:val="28"/>
+              <w:szCs w:val="28"/>
+            </w:rPr>
+            <w:fldChar w:fldCharType="separate"/>
+          </w:r>
+          <w:r>
+            <w:rPr>
+              <w:rFonts w:hint="eastAsia" w:ascii="等线" w:hAnsi="等线" w:eastAsia="等线" w:cs="等线"/>
+              <w:bCs/>
+              <w:sz w:val="28"/>
+              <w:szCs w:val="28"/>
+              <w:lang w:val="en-US" w:eastAsia="zh-CN"/>
+            </w:rPr>
+            <w:t>五、 收获</w:t>
+          </w:r>
+          <w:r>
+            <w:rPr>
+              <w:rFonts w:hint="eastAsia" w:ascii="等线" w:hAnsi="等线" w:eastAsia="等线" w:cs="等线"/>
+              <w:sz w:val="28"/>
+              <w:szCs w:val="28"/>
+            </w:rPr>
+            <w:tab/>
+          </w:r>
+          <w:r>
+            <w:rPr>
+              <w:rFonts w:hint="eastAsia" w:ascii="等线" w:hAnsi="等线" w:eastAsia="等线" w:cs="等线"/>
+              <w:sz w:val="28"/>
+              <w:szCs w:val="28"/>
+            </w:rPr>
+            <w:fldChar w:fldCharType="begin"/>
+          </w:r>
+          <w:r>
+            <w:rPr>
+              <w:rFonts w:hint="eastAsia" w:ascii="等线" w:hAnsi="等线" w:eastAsia="等线" w:cs="等线"/>
+              <w:sz w:val="28"/>
+              <w:szCs w:val="28"/>
+            </w:rPr>
+            <w:instrText xml:space="preserve"> PAGEREF _Toc14325 \h </w:instrText>
+          </w:r>
+          <w:r>
+            <w:rPr>
+              <w:rFonts w:hint="eastAsia" w:ascii="等线" w:hAnsi="等线" w:eastAsia="等线" w:cs="等线"/>
+              <w:sz w:val="28"/>
+              <w:szCs w:val="28"/>
+            </w:rPr>
+            <w:fldChar w:fldCharType="separate"/>
+          </w:r>
+          <w:r>
+            <w:rPr>
+              <w:rFonts w:hint="eastAsia" w:ascii="等线" w:hAnsi="等线" w:eastAsia="等线" w:cs="等线"/>
+              <w:sz w:val="28"/>
+              <w:szCs w:val="28"/>
+            </w:rPr>
+            <w:t>6</w:t>
+          </w:r>
+          <w:r>
+            <w:rPr>
+              <w:rFonts w:hint="eastAsia" w:ascii="等线" w:hAnsi="等线" w:eastAsia="等线" w:cs="等线"/>
+              <w:sz w:val="28"/>
+              <w:szCs w:val="28"/>
+            </w:rPr>
+            <w:fldChar w:fldCharType="end"/>
+          </w:r>
+          <w:r>
+            <w:rPr>
+              <w:rFonts w:hint="eastAsia" w:ascii="等线" w:hAnsi="等线" w:eastAsia="等线" w:cs="等线"/>
+              <w:sz w:val="28"/>
+              <w:szCs w:val="28"/>
+            </w:rPr>
+            <w:fldChar w:fldCharType="end"/>
+          </w:r>
+        </w:p>
+        <w:p>
+          <w:pPr>
+            <w:keepNext w:val="0"/>
+            <w:keepLines w:val="0"/>
+            <w:pageBreakBefore w:val="0"/>
+            <w:widowControl w:val="0"/>
+            <w:kinsoku/>
+            <w:wordWrap/>
+            <w:overflowPunct/>
+            <w:topLinePunct w:val="0"/>
+            <w:autoSpaceDE/>
+            <w:autoSpaceDN/>
+            <w:bidi w:val="0"/>
+            <w:adjustRightInd/>
+            <w:snapToGrid/>
+            <w:spacing w:line="720" w:lineRule="auto"/>
+            <w:textAlignment w:val="auto"/>
+          </w:pPr>
+          <w:r>
+            <w:rPr>
+              <w:rFonts w:hint="eastAsia" w:ascii="等线" w:hAnsi="等线" w:eastAsia="等线" w:cs="等线"/>
+              <w:sz w:val="28"/>
+              <w:szCs w:val="28"/>
+            </w:rPr>
+            <w:fldChar w:fldCharType="end"/>
+          </w:r>
+        </w:p>
+        <w:p>
+          <w:pPr>
+            <w:keepNext w:val="0"/>
+            <w:keepLines w:val="0"/>
+            <w:pageBreakBefore w:val="0"/>
+            <w:widowControl w:val="0"/>
+            <w:kinsoku/>
+            <w:wordWrap/>
+            <w:overflowPunct/>
+            <w:topLinePunct w:val="0"/>
+            <w:autoSpaceDE/>
+            <w:autoSpaceDN/>
+            <w:bidi w:val="0"/>
+            <w:adjustRightInd/>
+            <w:snapToGrid/>
+            <w:spacing w:line="720" w:lineRule="auto"/>
+            <w:textAlignment w:val="auto"/>
+            <w:rPr>
+              <w:rFonts w:asciiTheme="minorHAnsi" w:hAnsiTheme="minorHAnsi" w:eastAsiaTheme="minorEastAsia" w:cstheme="minorBidi"/>
+              <w:kern w:val="2"/>
+              <w:sz w:val="21"/>
+              <w:szCs w:val="24"/>
+              <w:lang w:val="en-US" w:eastAsia="zh-CN" w:bidi="ar-SA"/>
+            </w:rPr>
+          </w:pPr>
+          <w:r>
+            <w:br w:type="page"/>
+          </w:r>
+          <w:bookmarkStart w:id="11" w:name="_GoBack"/>
+          <w:bookmarkEnd w:id="11"/>
+        </w:p>
+      </w:sdtContent>
+    </w:sdt>
+    <w:p>
+      <w:pPr>
+        <w:keepNext w:val="0"/>
+        <w:keepLines w:val="0"/>
+        <w:pageBreakBefore w:val="0"/>
+        <w:widowControl w:val="0"/>
+        <w:kinsoku/>
+        <w:wordWrap/>
+        <w:overflowPunct/>
+        <w:topLinePunct w:val="0"/>
+        <w:autoSpaceDE/>
+        <w:autoSpaceDN/>
+        <w:bidi w:val="0"/>
+        <w:adjustRightInd/>
+        <w:snapToGrid/>
+        <w:spacing w:line="360" w:lineRule="auto"/>
         <w:jc w:val="center"/>
+        <w:textAlignment w:val="auto"/>
+        <w:outlineLvl w:val="0"/>
         <w:rPr>
           <w:rFonts w:hint="eastAsia" w:ascii="微软雅黑" w:hAnsi="微软雅黑" w:eastAsia="微软雅黑" w:cs="微软雅黑"/>
           <w:sz w:val="40"/>
           <w:szCs w:val="40"/>
         </w:rPr>
       </w:pPr>
+      <w:bookmarkStart w:id="0" w:name="_Toc3356"/>
       <w:r>
         <w:rPr>
           <w:rFonts w:hint="eastAsia" w:ascii="微软雅黑" w:hAnsi="微软雅黑" w:eastAsia="微软雅黑" w:cs="微软雅黑"/>
@@ -487,10 +1487,26 @@
         </w:rPr>
         <w:t>高级语言程序设计大作业实验报告</w:t>
       </w:r>
-    </w:p>
-    <w:p>
-      <w:pPr>
+      <w:bookmarkEnd w:id="0"/>
+    </w:p>
+    <w:p>
+      <w:pPr>
+        <w:keepNext w:val="0"/>
+        <w:keepLines w:val="0"/>
+        <w:pageBreakBefore w:val="0"/>
+        <w:widowControl w:val="0"/>
+        <w:kinsoku/>
+        <w:wordWrap/>
+        <w:overflowPunct/>
+        <w:topLinePunct w:val="0"/>
+        <w:autoSpaceDE/>
+        <w:autoSpaceDN/>
+        <w:bidi w:val="0"/>
+        <w:adjustRightInd/>
+        <w:snapToGrid/>
+        <w:spacing w:line="360" w:lineRule="auto"/>
         <w:jc w:val="both"/>
+        <w:textAlignment w:val="auto"/>
         <w:rPr>
           <w:rFonts w:hint="eastAsia" w:ascii="微软雅黑" w:hAnsi="微软雅黑" w:eastAsia="微软雅黑" w:cs="微软雅黑"/>
           <w:sz w:val="40"/>
@@ -500,11 +1516,27 @@
     </w:p>
     <w:p>
       <w:pPr>
+        <w:keepNext w:val="0"/>
+        <w:keepLines w:val="0"/>
+        <w:pageBreakBefore w:val="0"/>
+        <w:widowControl w:val="0"/>
         <w:numPr>
           <w:ilvl w:val="0"/>
           <w:numId w:val="1"/>
         </w:numPr>
+        <w:kinsoku/>
+        <w:wordWrap/>
+        <w:overflowPunct/>
+        <w:topLinePunct w:val="0"/>
+        <w:autoSpaceDE/>
+        <w:autoSpaceDN/>
+        <w:bidi w:val="0"/>
+        <w:adjustRightInd/>
+        <w:snapToGrid/>
+        <w:spacing w:line="360" w:lineRule="auto"/>
         <w:jc w:val="both"/>
+        <w:textAlignment w:val="auto"/>
+        <w:outlineLvl w:val="0"/>
         <w:rPr>
           <w:rFonts w:hint="eastAsia" w:ascii="等线" w:hAnsi="等线" w:eastAsia="等线" w:cs="等线"/>
           <w:b/>
@@ -514,6 +1546,7 @@
           <w:lang w:val="en-US" w:eastAsia="zh-CN"/>
         </w:rPr>
       </w:pPr>
+      <w:bookmarkStart w:id="1" w:name="_Toc3045"/>
       <w:r>
         <w:rPr>
           <w:rFonts w:hint="eastAsia" w:ascii="等线" w:hAnsi="等线" w:eastAsia="等线" w:cs="等线"/>
@@ -525,14 +1558,32 @@
         </w:rPr>
         <w:t>作业题目</w:t>
       </w:r>
-    </w:p>
-    <w:p>
-      <w:pPr>
+      <w:bookmarkEnd w:id="1"/>
+    </w:p>
+    <w:p>
+      <w:pPr>
+        <w:keepNext w:val="0"/>
+        <w:keepLines w:val="0"/>
+        <w:pageBreakBefore w:val="0"/>
+        <w:widowControl w:val="0"/>
         <w:numPr>
+          <w:ilvl w:val="0"/>
           <w:numId w:val="0"/>
         </w:numPr>
-        <w:ind w:leftChars="0" w:firstLine="420" w:firstLineChars="0"/>
+        <w:kinsoku/>
+        <w:wordWrap/>
+        <w:overflowPunct/>
+        <w:topLinePunct w:val="0"/>
+        <w:autoSpaceDE/>
+        <w:autoSpaceDN/>
+        <w:bidi w:val="0"/>
+        <w:adjustRightInd/>
+        <w:snapToGrid/>
+        <w:spacing w:line="360" w:lineRule="auto"/>
+        <w:ind w:left="0" w:leftChars="0" w:firstLine="420" w:firstLineChars="0"/>
         <w:jc w:val="both"/>
+        <w:textAlignment w:val="auto"/>
+        <w:outlineLvl w:val="1"/>
         <w:rPr>
           <w:rFonts w:hint="eastAsia" w:ascii="等线" w:hAnsi="等线" w:eastAsia="等线" w:cs="等线"/>
           <w:sz w:val="24"/>
@@ -540,6 +1591,7 @@
           <w:lang w:val="en-US" w:eastAsia="zh-CN"/>
         </w:rPr>
       </w:pPr>
+      <w:bookmarkStart w:id="2" w:name="_Toc18076"/>
       <w:r>
         <w:rPr>
           <w:rFonts w:hint="eastAsia" w:ascii="等线" w:hAnsi="等线" w:eastAsia="等线" w:cs="等线"/>
@@ -549,14 +1601,30 @@
         </w:rPr>
         <w:t>基于SFML3的俄罗斯方块游戏</w:t>
       </w:r>
-    </w:p>
-    <w:p>
-      <w:pPr>
+      <w:bookmarkEnd w:id="2"/>
+    </w:p>
+    <w:p>
+      <w:pPr>
+        <w:keepNext w:val="0"/>
+        <w:keepLines w:val="0"/>
+        <w:pageBreakBefore w:val="0"/>
         <w:widowControl w:val="0"/>
         <w:numPr>
+          <w:ilvl w:val="0"/>
           <w:numId w:val="0"/>
         </w:numPr>
+        <w:kinsoku/>
+        <w:wordWrap/>
+        <w:overflowPunct/>
+        <w:topLinePunct w:val="0"/>
+        <w:autoSpaceDE/>
+        <w:autoSpaceDN/>
+        <w:bidi w:val="0"/>
+        <w:adjustRightInd/>
+        <w:snapToGrid/>
+        <w:spacing w:line="360" w:lineRule="auto"/>
         <w:jc w:val="both"/>
+        <w:textAlignment w:val="auto"/>
         <w:rPr>
           <w:rFonts w:hint="eastAsia" w:ascii="等线" w:hAnsi="等线" w:eastAsia="等线" w:cs="等线"/>
           <w:sz w:val="30"/>
@@ -567,13 +1635,28 @@
     </w:p>
     <w:p>
       <w:pPr>
+        <w:keepNext w:val="0"/>
+        <w:keepLines w:val="0"/>
+        <w:pageBreakBefore w:val="0"/>
         <w:widowControl w:val="0"/>
         <w:numPr>
           <w:ilvl w:val="0"/>
           <w:numId w:val="1"/>
         </w:numPr>
+        <w:kinsoku/>
+        <w:wordWrap/>
+        <w:overflowPunct/>
+        <w:topLinePunct w:val="0"/>
+        <w:autoSpaceDE/>
+        <w:autoSpaceDN/>
+        <w:bidi w:val="0"/>
+        <w:adjustRightInd/>
+        <w:snapToGrid/>
+        <w:spacing w:line="360" w:lineRule="auto"/>
         <w:ind w:left="0" w:leftChars="0" w:firstLine="0" w:firstLineChars="0"/>
         <w:jc w:val="both"/>
+        <w:textAlignment w:val="auto"/>
+        <w:outlineLvl w:val="0"/>
         <w:rPr>
           <w:rFonts w:hint="eastAsia" w:ascii="等线" w:hAnsi="等线" w:eastAsia="等线" w:cs="等线"/>
           <w:b/>
@@ -583,6 +1666,7 @@
           <w:lang w:val="en-US" w:eastAsia="zh-CN"/>
         </w:rPr>
       </w:pPr>
+      <w:bookmarkStart w:id="3" w:name="_Toc1969"/>
       <w:r>
         <w:rPr>
           <w:rFonts w:hint="eastAsia" w:ascii="等线" w:hAnsi="等线" w:eastAsia="等线" w:cs="等线"/>
@@ -594,17 +1678,31 @@
         </w:rPr>
         <w:t>开发软件</w:t>
       </w:r>
-      <w:bookmarkStart w:id="1" w:name="_GoBack"/>
-      <w:bookmarkEnd w:id="1"/>
-    </w:p>
-    <w:p>
-      <w:pPr>
+      <w:bookmarkEnd w:id="3"/>
+    </w:p>
+    <w:p>
+      <w:pPr>
+        <w:keepNext w:val="0"/>
+        <w:keepLines w:val="0"/>
+        <w:pageBreakBefore w:val="0"/>
         <w:widowControl w:val="0"/>
         <w:numPr>
+          <w:ilvl w:val="0"/>
           <w:numId w:val="0"/>
         </w:numPr>
+        <w:kinsoku/>
+        <w:wordWrap/>
+        <w:overflowPunct/>
+        <w:topLinePunct w:val="0"/>
+        <w:autoSpaceDE/>
+        <w:autoSpaceDN/>
+        <w:bidi w:val="0"/>
+        <w:adjustRightInd/>
+        <w:snapToGrid/>
+        <w:spacing w:line="360" w:lineRule="auto"/>
         <w:ind w:leftChars="0" w:firstLine="420" w:firstLineChars="0"/>
         <w:jc w:val="both"/>
+        <w:textAlignment w:val="auto"/>
         <w:rPr>
           <w:rFonts w:hint="eastAsia" w:ascii="等线" w:hAnsi="等线" w:eastAsia="等线" w:cs="等线"/>
           <w:sz w:val="24"/>
@@ -624,11 +1722,26 @@
     </w:p>
     <w:p>
       <w:pPr>
+        <w:keepNext w:val="0"/>
+        <w:keepLines w:val="0"/>
+        <w:pageBreakBefore w:val="0"/>
         <w:widowControl w:val="0"/>
         <w:numPr>
+          <w:ilvl w:val="0"/>
           <w:numId w:val="0"/>
         </w:numPr>
+        <w:kinsoku/>
+        <w:wordWrap/>
+        <w:overflowPunct/>
+        <w:topLinePunct w:val="0"/>
+        <w:autoSpaceDE/>
+        <w:autoSpaceDN/>
+        <w:bidi w:val="0"/>
+        <w:adjustRightInd/>
+        <w:snapToGrid/>
+        <w:spacing w:line="360" w:lineRule="auto"/>
         <w:jc w:val="both"/>
+        <w:textAlignment w:val="auto"/>
         <w:rPr>
           <w:rFonts w:hint="eastAsia" w:ascii="等线" w:hAnsi="等线" w:eastAsia="等线" w:cs="等线"/>
           <w:sz w:val="30"/>
@@ -639,13 +1752,28 @@
     </w:p>
     <w:p>
       <w:pPr>
+        <w:keepNext w:val="0"/>
+        <w:keepLines w:val="0"/>
+        <w:pageBreakBefore w:val="0"/>
         <w:widowControl w:val="0"/>
         <w:numPr>
           <w:ilvl w:val="0"/>
           <w:numId w:val="1"/>
         </w:numPr>
+        <w:kinsoku/>
+        <w:wordWrap/>
+        <w:overflowPunct/>
+        <w:topLinePunct w:val="0"/>
+        <w:autoSpaceDE/>
+        <w:autoSpaceDN/>
+        <w:bidi w:val="0"/>
+        <w:adjustRightInd/>
+        <w:snapToGrid/>
+        <w:spacing w:line="360" w:lineRule="auto"/>
         <w:ind w:left="0" w:leftChars="0" w:firstLine="0" w:firstLineChars="0"/>
         <w:jc w:val="both"/>
+        <w:textAlignment w:val="auto"/>
+        <w:outlineLvl w:val="0"/>
         <w:rPr>
           <w:rFonts w:hint="default" w:ascii="等线" w:hAnsi="等线" w:eastAsia="等线" w:cs="等线"/>
           <w:b/>
@@ -655,6 +1783,7 @@
           <w:lang w:val="en-US" w:eastAsia="zh-CN"/>
         </w:rPr>
       </w:pPr>
+      <w:bookmarkStart w:id="4" w:name="_Toc28028"/>
       <w:r>
         <w:rPr>
           <w:rFonts w:hint="eastAsia" w:ascii="等线" w:hAnsi="等线" w:eastAsia="等线" w:cs="等线"/>
@@ -666,16 +1795,31 @@
         </w:rPr>
         <w:t>课题要求</w:t>
       </w:r>
-    </w:p>
-    <w:p>
-      <w:pPr>
+      <w:bookmarkEnd w:id="4"/>
+    </w:p>
+    <w:p>
+      <w:pPr>
+        <w:keepNext w:val="0"/>
+        <w:keepLines w:val="0"/>
+        <w:pageBreakBefore w:val="0"/>
         <w:widowControl w:val="0"/>
         <w:numPr>
           <w:ilvl w:val="1"/>
           <w:numId w:val="1"/>
         </w:numPr>
+        <w:kinsoku/>
+        <w:wordWrap/>
+        <w:overflowPunct/>
+        <w:topLinePunct w:val="0"/>
+        <w:autoSpaceDE/>
+        <w:autoSpaceDN/>
+        <w:bidi w:val="0"/>
+        <w:adjustRightInd/>
+        <w:snapToGrid/>
+        <w:spacing w:line="360" w:lineRule="auto"/>
         <w:ind w:left="0" w:leftChars="0" w:firstLine="0" w:firstLineChars="0"/>
         <w:jc w:val="both"/>
+        <w:textAlignment w:val="auto"/>
         <w:rPr>
           <w:rFonts w:hint="default" w:ascii="等线" w:hAnsi="等线" w:eastAsia="等线" w:cs="等线"/>
           <w:sz w:val="24"/>
@@ -695,13 +1839,27 @@
     </w:p>
     <w:p>
       <w:pPr>
+        <w:keepNext w:val="0"/>
+        <w:keepLines w:val="0"/>
+        <w:pageBreakBefore w:val="0"/>
         <w:widowControl w:val="0"/>
         <w:numPr>
           <w:ilvl w:val="1"/>
           <w:numId w:val="1"/>
         </w:numPr>
+        <w:kinsoku/>
+        <w:wordWrap/>
+        <w:overflowPunct/>
+        <w:topLinePunct w:val="0"/>
+        <w:autoSpaceDE/>
+        <w:autoSpaceDN/>
+        <w:bidi w:val="0"/>
+        <w:adjustRightInd/>
+        <w:snapToGrid/>
+        <w:spacing w:line="360" w:lineRule="auto"/>
         <w:ind w:left="0" w:leftChars="0" w:firstLine="0" w:firstLineChars="0"/>
         <w:jc w:val="both"/>
+        <w:textAlignment w:val="auto"/>
         <w:rPr>
           <w:rFonts w:hint="default" w:ascii="等线" w:hAnsi="等线" w:eastAsia="等线" w:cs="等线"/>
           <w:sz w:val="24"/>
@@ -721,13 +1879,27 @@
     </w:p>
     <w:p>
       <w:pPr>
+        <w:keepNext w:val="0"/>
+        <w:keepLines w:val="0"/>
+        <w:pageBreakBefore w:val="0"/>
         <w:widowControl w:val="0"/>
         <w:numPr>
           <w:ilvl w:val="1"/>
           <w:numId w:val="1"/>
         </w:numPr>
+        <w:kinsoku/>
+        <w:wordWrap/>
+        <w:overflowPunct/>
+        <w:topLinePunct w:val="0"/>
+        <w:autoSpaceDE/>
+        <w:autoSpaceDN/>
+        <w:bidi w:val="0"/>
+        <w:adjustRightInd/>
+        <w:snapToGrid/>
+        <w:spacing w:line="360" w:lineRule="auto"/>
         <w:ind w:left="0" w:leftChars="0" w:firstLine="0" w:firstLineChars="0"/>
         <w:jc w:val="both"/>
+        <w:textAlignment w:val="auto"/>
         <w:rPr>
           <w:rFonts w:hint="default" w:ascii="等线" w:hAnsi="等线" w:eastAsia="等线" w:cs="等线"/>
           <w:sz w:val="24"/>
@@ -747,11 +1919,26 @@
     </w:p>
     <w:p>
       <w:pPr>
+        <w:keepNext w:val="0"/>
+        <w:keepLines w:val="0"/>
+        <w:pageBreakBefore w:val="0"/>
         <w:widowControl w:val="0"/>
         <w:numPr>
+          <w:ilvl w:val="0"/>
           <w:numId w:val="0"/>
         </w:numPr>
+        <w:kinsoku/>
+        <w:wordWrap/>
+        <w:overflowPunct/>
+        <w:topLinePunct w:val="0"/>
+        <w:autoSpaceDE/>
+        <w:autoSpaceDN/>
+        <w:bidi w:val="0"/>
+        <w:adjustRightInd/>
+        <w:snapToGrid/>
+        <w:spacing w:line="360" w:lineRule="auto"/>
         <w:jc w:val="both"/>
+        <w:textAlignment w:val="auto"/>
         <w:rPr>
           <w:rFonts w:hint="eastAsia" w:ascii="等线" w:hAnsi="等线" w:eastAsia="等线" w:cs="等线"/>
           <w:sz w:val="30"/>
@@ -762,13 +1949,28 @@
     </w:p>
     <w:p>
       <w:pPr>
+        <w:keepNext w:val="0"/>
+        <w:keepLines w:val="0"/>
+        <w:pageBreakBefore w:val="0"/>
         <w:widowControl w:val="0"/>
         <w:numPr>
           <w:ilvl w:val="0"/>
           <w:numId w:val="1"/>
         </w:numPr>
+        <w:kinsoku/>
+        <w:wordWrap/>
+        <w:overflowPunct/>
+        <w:topLinePunct w:val="0"/>
+        <w:autoSpaceDE/>
+        <w:autoSpaceDN/>
+        <w:bidi w:val="0"/>
+        <w:adjustRightInd/>
+        <w:snapToGrid/>
+        <w:spacing w:line="360" w:lineRule="auto"/>
         <w:ind w:left="0" w:leftChars="0" w:firstLine="0" w:firstLineChars="0"/>
         <w:jc w:val="both"/>
+        <w:textAlignment w:val="auto"/>
+        <w:outlineLvl w:val="0"/>
         <w:rPr>
           <w:rFonts w:hint="default" w:ascii="等线" w:hAnsi="等线" w:eastAsia="等线" w:cs="等线"/>
           <w:b/>
@@ -778,6 +1980,7 @@
           <w:lang w:val="en-US" w:eastAsia="zh-CN"/>
         </w:rPr>
       </w:pPr>
+      <w:bookmarkStart w:id="5" w:name="_Toc2797"/>
       <w:r>
         <w:rPr>
           <w:rFonts w:hint="default" w:ascii="等线" w:hAnsi="等线" w:eastAsia="等线" w:cs="等线"/>
@@ -789,16 +1992,32 @@
         </w:rPr>
         <w:t>主要流程</w:t>
       </w:r>
-    </w:p>
-    <w:p>
-      <w:pPr>
+      <w:bookmarkEnd w:id="5"/>
+    </w:p>
+    <w:p>
+      <w:pPr>
+        <w:keepNext w:val="0"/>
+        <w:keepLines w:val="0"/>
+        <w:pageBreakBefore w:val="0"/>
         <w:widowControl w:val="0"/>
         <w:numPr>
           <w:ilvl w:val="1"/>
           <w:numId w:val="1"/>
         </w:numPr>
+        <w:kinsoku/>
+        <w:wordWrap/>
+        <w:overflowPunct/>
+        <w:topLinePunct w:val="0"/>
+        <w:autoSpaceDE/>
+        <w:autoSpaceDN/>
+        <w:bidi w:val="0"/>
+        <w:adjustRightInd/>
+        <w:snapToGrid/>
+        <w:spacing w:line="360" w:lineRule="auto"/>
         <w:ind w:left="0" w:leftChars="0" w:firstLine="0" w:firstLineChars="0"/>
         <w:jc w:val="both"/>
+        <w:textAlignment w:val="auto"/>
+        <w:outlineLvl w:val="1"/>
         <w:rPr>
           <w:rFonts w:hint="default" w:ascii="等线" w:hAnsi="等线" w:eastAsia="等线" w:cs="等线"/>
           <w:b/>
@@ -808,6 +2027,7 @@
           <w:lang w:val="en-US" w:eastAsia="zh-CN"/>
         </w:rPr>
       </w:pPr>
+      <w:bookmarkStart w:id="6" w:name="_Toc10320"/>
       <w:r>
         <w:rPr>
           <w:rFonts w:hint="eastAsia" w:ascii="等线" w:hAnsi="等线" w:eastAsia="等线" w:cs="等线"/>
@@ -819,16 +2039,31 @@
         </w:rPr>
         <w:t>实现思路：</w:t>
       </w:r>
-    </w:p>
-    <w:p>
-      <w:pPr>
+      <w:bookmarkEnd w:id="6"/>
+    </w:p>
+    <w:p>
+      <w:pPr>
+        <w:keepNext w:val="0"/>
+        <w:keepLines w:val="0"/>
+        <w:pageBreakBefore w:val="0"/>
         <w:widowControl w:val="0"/>
         <w:numPr>
           <w:ilvl w:val="2"/>
           <w:numId w:val="1"/>
         </w:numPr>
+        <w:kinsoku/>
+        <w:wordWrap/>
+        <w:overflowPunct/>
+        <w:topLinePunct w:val="0"/>
+        <w:autoSpaceDE/>
+        <w:autoSpaceDN/>
+        <w:bidi w:val="0"/>
+        <w:adjustRightInd/>
+        <w:snapToGrid/>
+        <w:spacing w:line="360" w:lineRule="auto"/>
         <w:ind w:left="0" w:leftChars="0" w:firstLine="0" w:firstLineChars="0"/>
         <w:jc w:val="both"/>
+        <w:textAlignment w:val="auto"/>
         <w:rPr>
           <w:rFonts w:hint="default" w:ascii="等线" w:hAnsi="等线" w:eastAsia="等线" w:cs="等线"/>
           <w:sz w:val="24"/>
@@ -848,13 +2083,27 @@
     </w:p>
     <w:p>
       <w:pPr>
+        <w:keepNext w:val="0"/>
+        <w:keepLines w:val="0"/>
+        <w:pageBreakBefore w:val="0"/>
         <w:widowControl w:val="0"/>
         <w:numPr>
           <w:ilvl w:val="2"/>
           <w:numId w:val="1"/>
         </w:numPr>
+        <w:kinsoku/>
+        <w:wordWrap/>
+        <w:overflowPunct/>
+        <w:topLinePunct w:val="0"/>
+        <w:autoSpaceDE/>
+        <w:autoSpaceDN/>
+        <w:bidi w:val="0"/>
+        <w:adjustRightInd/>
+        <w:snapToGrid/>
+        <w:spacing w:line="360" w:lineRule="auto"/>
         <w:ind w:left="0" w:leftChars="0" w:firstLine="0" w:firstLineChars="0"/>
         <w:jc w:val="both"/>
+        <w:textAlignment w:val="auto"/>
         <w:rPr>
           <w:rFonts w:hint="default" w:ascii="等线" w:hAnsi="等线" w:eastAsia="等线" w:cs="等线"/>
           <w:sz w:val="24"/>
@@ -874,13 +2123,27 @@
     </w:p>
     <w:p>
       <w:pPr>
+        <w:keepNext w:val="0"/>
+        <w:keepLines w:val="0"/>
+        <w:pageBreakBefore w:val="0"/>
         <w:widowControl w:val="0"/>
         <w:numPr>
           <w:ilvl w:val="2"/>
           <w:numId w:val="1"/>
         </w:numPr>
+        <w:kinsoku/>
+        <w:wordWrap/>
+        <w:overflowPunct/>
+        <w:topLinePunct w:val="0"/>
+        <w:autoSpaceDE/>
+        <w:autoSpaceDN/>
+        <w:bidi w:val="0"/>
+        <w:adjustRightInd/>
+        <w:snapToGrid/>
+        <w:spacing w:line="360" w:lineRule="auto"/>
         <w:ind w:left="0" w:leftChars="0" w:firstLine="0" w:firstLineChars="0"/>
         <w:jc w:val="both"/>
+        <w:textAlignment w:val="auto"/>
         <w:rPr>
           <w:rFonts w:hint="default" w:ascii="等线" w:hAnsi="等线" w:eastAsia="等线" w:cs="等线"/>
           <w:sz w:val="24"/>
@@ -947,13 +2210,27 @@
     </w:p>
     <w:p>
       <w:pPr>
+        <w:keepNext w:val="0"/>
+        <w:keepLines w:val="0"/>
+        <w:pageBreakBefore w:val="0"/>
         <w:widowControl w:val="0"/>
         <w:numPr>
           <w:ilvl w:val="2"/>
           <w:numId w:val="1"/>
         </w:numPr>
+        <w:kinsoku/>
+        <w:wordWrap/>
+        <w:overflowPunct/>
+        <w:topLinePunct w:val="0"/>
+        <w:autoSpaceDE/>
+        <w:autoSpaceDN/>
+        <w:bidi w:val="0"/>
+        <w:adjustRightInd/>
+        <w:snapToGrid/>
+        <w:spacing w:line="360" w:lineRule="auto"/>
         <w:ind w:left="0" w:leftChars="0" w:firstLine="0" w:firstLineChars="0"/>
         <w:jc w:val="both"/>
+        <w:textAlignment w:val="auto"/>
         <w:rPr>
           <w:rFonts w:hint="default" w:ascii="等线" w:hAnsi="等线" w:eastAsia="等线" w:cs="等线"/>
           <w:sz w:val="24"/>
@@ -973,13 +2250,27 @@
     </w:p>
     <w:p>
       <w:pPr>
+        <w:keepNext w:val="0"/>
+        <w:keepLines w:val="0"/>
+        <w:pageBreakBefore w:val="0"/>
         <w:widowControl w:val="0"/>
         <w:numPr>
           <w:ilvl w:val="2"/>
           <w:numId w:val="1"/>
         </w:numPr>
+        <w:kinsoku/>
+        <w:wordWrap/>
+        <w:overflowPunct/>
+        <w:topLinePunct w:val="0"/>
+        <w:autoSpaceDE/>
+        <w:autoSpaceDN/>
+        <w:bidi w:val="0"/>
+        <w:adjustRightInd/>
+        <w:snapToGrid/>
+        <w:spacing w:line="360" w:lineRule="auto"/>
         <w:ind w:left="0" w:leftChars="0" w:firstLine="0" w:firstLineChars="0"/>
         <w:jc w:val="both"/>
+        <w:textAlignment w:val="auto"/>
         <w:rPr>
           <w:rFonts w:hint="default" w:ascii="等线" w:hAnsi="等线" w:eastAsia="等线" w:cs="等线"/>
           <w:sz w:val="24"/>
@@ -999,13 +2290,27 @@
     </w:p>
     <w:p>
       <w:pPr>
+        <w:keepNext w:val="0"/>
+        <w:keepLines w:val="0"/>
+        <w:pageBreakBefore w:val="0"/>
         <w:widowControl w:val="0"/>
         <w:numPr>
           <w:ilvl w:val="2"/>
           <w:numId w:val="1"/>
         </w:numPr>
+        <w:kinsoku/>
+        <w:wordWrap/>
+        <w:overflowPunct/>
+        <w:topLinePunct w:val="0"/>
+        <w:autoSpaceDE/>
+        <w:autoSpaceDN/>
+        <w:bidi w:val="0"/>
+        <w:adjustRightInd/>
+        <w:snapToGrid/>
+        <w:spacing w:line="360" w:lineRule="auto"/>
         <w:ind w:left="0" w:leftChars="0" w:firstLine="0" w:firstLineChars="0"/>
         <w:jc w:val="both"/>
+        <w:textAlignment w:val="auto"/>
         <w:rPr>
           <w:rFonts w:hint="default" w:ascii="等线" w:hAnsi="等线" w:eastAsia="等线" w:cs="等线"/>
           <w:sz w:val="24"/>
@@ -1025,13 +2330,28 @@
     </w:p>
     <w:p>
       <w:pPr>
+        <w:keepNext w:val="0"/>
+        <w:keepLines w:val="0"/>
+        <w:pageBreakBefore w:val="0"/>
         <w:widowControl w:val="0"/>
         <w:numPr>
           <w:ilvl w:val="2"/>
           <w:numId w:val="1"/>
         </w:numPr>
+        <w:kinsoku/>
+        <w:wordWrap/>
+        <w:overflowPunct/>
+        <w:topLinePunct w:val="0"/>
+        <w:autoSpaceDE/>
+        <w:autoSpaceDN/>
+        <w:bidi w:val="0"/>
+        <w:adjustRightInd/>
+        <w:snapToGrid/>
+        <w:spacing w:line="360" w:lineRule="auto"/>
         <w:ind w:left="0" w:leftChars="0" w:firstLine="0" w:firstLineChars="0"/>
         <w:jc w:val="both"/>
+        <w:textAlignment w:val="auto"/>
+        <w:outlineLvl w:val="2"/>
         <w:rPr>
           <w:rFonts w:hint="default" w:ascii="等线" w:hAnsi="等线" w:eastAsia="等线" w:cs="等线"/>
           <w:sz w:val="24"/>
@@ -1039,6 +2359,7 @@
           <w:lang w:val="en-US" w:eastAsia="zh-CN"/>
         </w:rPr>
       </w:pPr>
+      <w:bookmarkStart w:id="7" w:name="_Toc2160"/>
       <w:r>
         <w:rPr>
           <w:rFonts w:hint="eastAsia" w:ascii="等线" w:hAnsi="等线" w:eastAsia="等线" w:cs="等线"/>
@@ -1048,16 +2369,31 @@
         </w:rPr>
         <w:t>加入消除时音效和闪动特效，以及游戏背景音乐和背景图。</w:t>
       </w:r>
-    </w:p>
-    <w:p>
-      <w:pPr>
+      <w:bookmarkEnd w:id="7"/>
+    </w:p>
+    <w:p>
+      <w:pPr>
+        <w:keepNext w:val="0"/>
+        <w:keepLines w:val="0"/>
+        <w:pageBreakBefore w:val="0"/>
         <w:widowControl w:val="0"/>
         <w:numPr>
           <w:ilvl w:val="2"/>
           <w:numId w:val="1"/>
         </w:numPr>
+        <w:kinsoku/>
+        <w:wordWrap/>
+        <w:overflowPunct/>
+        <w:topLinePunct w:val="0"/>
+        <w:autoSpaceDE/>
+        <w:autoSpaceDN/>
+        <w:bidi w:val="0"/>
+        <w:adjustRightInd/>
+        <w:snapToGrid/>
+        <w:spacing w:line="360" w:lineRule="auto"/>
         <w:ind w:left="0" w:leftChars="0" w:firstLine="0" w:firstLineChars="0"/>
         <w:jc w:val="both"/>
+        <w:textAlignment w:val="auto"/>
         <w:rPr>
           <w:rFonts w:hint="default" w:ascii="等线" w:hAnsi="等线" w:eastAsia="等线" w:cs="等线"/>
           <w:sz w:val="24"/>
@@ -1077,12 +2413,27 @@
     </w:p>
     <w:p>
       <w:pPr>
+        <w:keepNext w:val="0"/>
+        <w:keepLines w:val="0"/>
+        <w:pageBreakBefore w:val="0"/>
         <w:widowControl w:val="0"/>
         <w:numPr>
+          <w:ilvl w:val="0"/>
           <w:numId w:val="0"/>
         </w:numPr>
+        <w:kinsoku/>
+        <w:wordWrap/>
+        <w:overflowPunct/>
+        <w:topLinePunct w:val="0"/>
+        <w:autoSpaceDE/>
+        <w:autoSpaceDN/>
+        <w:bidi w:val="0"/>
+        <w:adjustRightInd/>
+        <w:snapToGrid/>
+        <w:spacing w:line="360" w:lineRule="auto"/>
         <w:ind w:leftChars="0"/>
         <w:jc w:val="both"/>
+        <w:textAlignment w:val="auto"/>
         <w:rPr>
           <w:rFonts w:hint="default" w:ascii="等线" w:hAnsi="等线" w:eastAsia="等线" w:cs="等线"/>
           <w:sz w:val="30"/>
@@ -1136,12 +2487,27 @@
     </w:p>
     <w:p>
       <w:pPr>
+        <w:keepNext w:val="0"/>
+        <w:keepLines w:val="0"/>
+        <w:pageBreakBefore w:val="0"/>
         <w:widowControl w:val="0"/>
         <w:numPr>
+          <w:ilvl w:val="0"/>
           <w:numId w:val="0"/>
         </w:numPr>
+        <w:kinsoku/>
+        <w:wordWrap/>
+        <w:overflowPunct/>
+        <w:topLinePunct w:val="0"/>
+        <w:autoSpaceDE/>
+        <w:autoSpaceDN/>
+        <w:bidi w:val="0"/>
+        <w:adjustRightInd/>
+        <w:snapToGrid/>
+        <w:spacing w:line="360" w:lineRule="auto"/>
         <w:ind w:leftChars="0"/>
         <w:jc w:val="both"/>
+        <w:textAlignment w:val="auto"/>
         <w:rPr>
           <w:rFonts w:hint="default" w:ascii="等线" w:hAnsi="等线" w:eastAsia="等线" w:cs="等线"/>
           <w:sz w:val="30"/>
@@ -1152,13 +2518,28 @@
     </w:p>
     <w:p>
       <w:pPr>
+        <w:keepNext w:val="0"/>
+        <w:keepLines w:val="0"/>
+        <w:pageBreakBefore w:val="0"/>
         <w:widowControl w:val="0"/>
         <w:numPr>
           <w:ilvl w:val="1"/>
           <w:numId w:val="1"/>
         </w:numPr>
+        <w:kinsoku/>
+        <w:wordWrap/>
+        <w:overflowPunct/>
+        <w:topLinePunct w:val="0"/>
+        <w:autoSpaceDE/>
+        <w:autoSpaceDN/>
+        <w:bidi w:val="0"/>
+        <w:adjustRightInd/>
+        <w:snapToGrid/>
+        <w:spacing w:line="360" w:lineRule="auto"/>
         <w:ind w:left="0" w:leftChars="0" w:firstLine="0" w:firstLineChars="0"/>
         <w:jc w:val="both"/>
+        <w:textAlignment w:val="auto"/>
+        <w:outlineLvl w:val="1"/>
         <w:rPr>
           <w:rFonts w:hint="default" w:ascii="等线" w:hAnsi="等线" w:eastAsia="等线" w:cs="等线"/>
           <w:b/>
@@ -1168,6 +2549,7 @@
           <w:lang w:val="en-US" w:eastAsia="zh-CN"/>
         </w:rPr>
       </w:pPr>
+      <w:bookmarkStart w:id="8" w:name="_Toc13030"/>
       <w:r>
         <w:rPr>
           <w:rFonts w:hint="eastAsia" w:ascii="等线" w:hAnsi="等线" w:eastAsia="等线" w:cs="等线"/>
@@ -1179,16 +2561,31 @@
         </w:rPr>
         <w:t>基本算法：</w:t>
       </w:r>
-    </w:p>
-    <w:p>
-      <w:pPr>
+      <w:bookmarkEnd w:id="8"/>
+    </w:p>
+    <w:p>
+      <w:pPr>
+        <w:keepNext w:val="0"/>
+        <w:keepLines w:val="0"/>
+        <w:pageBreakBefore w:val="0"/>
         <w:widowControl w:val="0"/>
         <w:numPr>
           <w:ilvl w:val="2"/>
           <w:numId w:val="1"/>
         </w:numPr>
+        <w:kinsoku/>
+        <w:wordWrap/>
+        <w:overflowPunct/>
+        <w:topLinePunct w:val="0"/>
+        <w:autoSpaceDE/>
+        <w:autoSpaceDN/>
+        <w:bidi w:val="0"/>
+        <w:adjustRightInd/>
+        <w:snapToGrid/>
+        <w:spacing w:line="360" w:lineRule="auto"/>
         <w:ind w:left="0" w:leftChars="0" w:firstLine="0" w:firstLineChars="0"/>
         <w:jc w:val="both"/>
+        <w:textAlignment w:val="auto"/>
         <w:rPr>
           <w:rFonts w:hint="default" w:ascii="等线" w:hAnsi="等线" w:eastAsia="等线" w:cs="等线"/>
           <w:sz w:val="24"/>
@@ -1208,13 +2605,27 @@
     </w:p>
     <w:p>
       <w:pPr>
+        <w:keepNext w:val="0"/>
+        <w:keepLines w:val="0"/>
+        <w:pageBreakBefore w:val="0"/>
         <w:widowControl w:val="0"/>
         <w:numPr>
           <w:ilvl w:val="2"/>
           <w:numId w:val="1"/>
         </w:numPr>
+        <w:kinsoku/>
+        <w:wordWrap/>
+        <w:overflowPunct/>
+        <w:topLinePunct w:val="0"/>
+        <w:autoSpaceDE/>
+        <w:autoSpaceDN/>
+        <w:bidi w:val="0"/>
+        <w:adjustRightInd/>
+        <w:snapToGrid/>
+        <w:spacing w:line="360" w:lineRule="auto"/>
         <w:ind w:left="0" w:leftChars="0" w:firstLine="0" w:firstLineChars="0"/>
         <w:jc w:val="both"/>
+        <w:textAlignment w:val="auto"/>
         <w:rPr>
           <w:rFonts w:hint="eastAsia" w:ascii="等线" w:hAnsi="等线" w:eastAsia="等线" w:cs="等线"/>
           <w:sz w:val="24"/>
@@ -1337,12 +2748,27 @@
     </w:p>
     <w:p>
       <w:pPr>
+        <w:keepNext w:val="0"/>
+        <w:keepLines w:val="0"/>
+        <w:pageBreakBefore w:val="0"/>
         <w:widowControl w:val="0"/>
         <w:numPr>
+          <w:ilvl w:val="0"/>
           <w:numId w:val="0"/>
         </w:numPr>
+        <w:kinsoku/>
+        <w:wordWrap/>
+        <w:overflowPunct/>
+        <w:topLinePunct w:val="0"/>
+        <w:autoSpaceDE/>
+        <w:autoSpaceDN/>
+        <w:bidi w:val="0"/>
+        <w:adjustRightInd/>
+        <w:snapToGrid/>
+        <w:spacing w:line="360" w:lineRule="auto"/>
         <w:ind w:leftChars="0"/>
         <w:jc w:val="both"/>
+        <w:textAlignment w:val="auto"/>
         <w:rPr>
           <w:rFonts w:hint="eastAsia" w:ascii="等线" w:hAnsi="等线" w:eastAsia="等线" w:cs="等线"/>
           <w:sz w:val="24"/>
@@ -1362,13 +2788,27 @@
     </w:p>
     <w:p>
       <w:pPr>
+        <w:keepNext w:val="0"/>
+        <w:keepLines w:val="0"/>
+        <w:pageBreakBefore w:val="0"/>
         <w:widowControl w:val="0"/>
         <w:numPr>
           <w:ilvl w:val="2"/>
           <w:numId w:val="1"/>
         </w:numPr>
+        <w:kinsoku/>
+        <w:wordWrap/>
+        <w:overflowPunct/>
+        <w:topLinePunct w:val="0"/>
+        <w:autoSpaceDE/>
+        <w:autoSpaceDN/>
+        <w:bidi w:val="0"/>
+        <w:adjustRightInd/>
+        <w:snapToGrid/>
+        <w:spacing w:line="360" w:lineRule="auto"/>
         <w:ind w:left="0" w:leftChars="0" w:firstLine="0" w:firstLineChars="0"/>
         <w:jc w:val="both"/>
+        <w:textAlignment w:val="auto"/>
         <w:rPr>
           <w:rFonts w:hint="eastAsia" w:ascii="等线" w:hAnsi="等线" w:eastAsia="等线" w:cs="等线"/>
           <w:sz w:val="24"/>
@@ -1388,12 +2828,27 @@
     </w:p>
     <w:p>
       <w:pPr>
+        <w:keepNext w:val="0"/>
+        <w:keepLines w:val="0"/>
+        <w:pageBreakBefore w:val="0"/>
         <w:widowControl w:val="0"/>
         <w:numPr>
+          <w:ilvl w:val="0"/>
           <w:numId w:val="0"/>
         </w:numPr>
+        <w:kinsoku/>
+        <w:wordWrap/>
+        <w:overflowPunct/>
+        <w:topLinePunct w:val="0"/>
+        <w:autoSpaceDE/>
+        <w:autoSpaceDN/>
+        <w:bidi w:val="0"/>
+        <w:adjustRightInd/>
+        <w:snapToGrid/>
+        <w:spacing w:line="360" w:lineRule="auto"/>
         <w:ind w:leftChars="0"/>
         <w:jc w:val="both"/>
+        <w:textAlignment w:val="auto"/>
         <w:rPr>
           <w:rFonts w:hint="eastAsia" w:ascii="等线" w:hAnsi="等线" w:eastAsia="等线" w:cs="等线"/>
           <w:sz w:val="30"/>
@@ -1404,13 +2859,28 @@
     </w:p>
     <w:p>
       <w:pPr>
+        <w:keepNext w:val="0"/>
+        <w:keepLines w:val="0"/>
+        <w:pageBreakBefore w:val="0"/>
         <w:widowControl w:val="0"/>
         <w:numPr>
           <w:ilvl w:val="0"/>
           <w:numId w:val="1"/>
         </w:numPr>
+        <w:kinsoku/>
+        <w:wordWrap/>
+        <w:overflowPunct/>
+        <w:topLinePunct w:val="0"/>
+        <w:autoSpaceDE/>
+        <w:autoSpaceDN/>
+        <w:bidi w:val="0"/>
+        <w:adjustRightInd/>
+        <w:snapToGrid/>
+        <w:spacing w:line="360" w:lineRule="auto"/>
         <w:ind w:left="0" w:leftChars="0" w:firstLine="0" w:firstLineChars="0"/>
         <w:jc w:val="both"/>
+        <w:textAlignment w:val="auto"/>
+        <w:outlineLvl w:val="0"/>
         <w:rPr>
           <w:rFonts w:hint="eastAsia" w:ascii="等线" w:hAnsi="等线" w:eastAsia="等线" w:cs="等线"/>
           <w:b/>
@@ -1420,6 +2890,7 @@
           <w:lang w:val="en-US" w:eastAsia="zh-CN"/>
         </w:rPr>
       </w:pPr>
+      <w:bookmarkStart w:id="9" w:name="_Toc14325"/>
       <w:r>
         <w:rPr>
           <w:rFonts w:hint="eastAsia" w:ascii="等线" w:hAnsi="等线" w:eastAsia="等线" w:cs="等线"/>
@@ -1431,15 +2902,30 @@
         </w:rPr>
         <w:t>收获</w:t>
       </w:r>
-    </w:p>
-    <w:p>
-      <w:pPr>
+      <w:bookmarkEnd w:id="9"/>
+    </w:p>
+    <w:p>
+      <w:pPr>
+        <w:keepNext w:val="0"/>
+        <w:keepLines w:val="0"/>
+        <w:pageBreakBefore w:val="0"/>
         <w:widowControl w:val="0"/>
         <w:numPr>
           <w:ilvl w:val="0"/>
           <w:numId w:val="2"/>
         </w:numPr>
+        <w:kinsoku/>
+        <w:wordWrap/>
+        <w:overflowPunct/>
+        <w:topLinePunct w:val="0"/>
+        <w:autoSpaceDE/>
+        <w:autoSpaceDN/>
+        <w:bidi w:val="0"/>
+        <w:adjustRightInd/>
+        <w:snapToGrid/>
+        <w:spacing w:line="360" w:lineRule="auto"/>
         <w:jc w:val="both"/>
+        <w:textAlignment w:val="auto"/>
         <w:rPr>
           <w:rFonts w:hint="default" w:ascii="等线" w:hAnsi="等线" w:eastAsia="等线" w:cs="等线"/>
           <w:b w:val="0"/>
@@ -1463,12 +2949,26 @@
     </w:p>
     <w:p>
       <w:pPr>
+        <w:keepNext w:val="0"/>
+        <w:keepLines w:val="0"/>
+        <w:pageBreakBefore w:val="0"/>
         <w:widowControl w:val="0"/>
         <w:numPr>
           <w:ilvl w:val="0"/>
           <w:numId w:val="2"/>
         </w:numPr>
+        <w:kinsoku/>
+        <w:wordWrap/>
+        <w:overflowPunct/>
+        <w:topLinePunct w:val="0"/>
+        <w:autoSpaceDE/>
+        <w:autoSpaceDN/>
+        <w:bidi w:val="0"/>
+        <w:adjustRightInd/>
+        <w:snapToGrid/>
+        <w:spacing w:line="360" w:lineRule="auto"/>
         <w:jc w:val="both"/>
+        <w:textAlignment w:val="auto"/>
         <w:rPr>
           <w:rFonts w:hint="default" w:ascii="等线" w:hAnsi="等线" w:eastAsia="等线" w:cs="等线"/>
           <w:b w:val="0"/>
@@ -1492,12 +2992,26 @@
     </w:p>
     <w:p>
       <w:pPr>
+        <w:keepNext w:val="0"/>
+        <w:keepLines w:val="0"/>
+        <w:pageBreakBefore w:val="0"/>
         <w:widowControl w:val="0"/>
         <w:numPr>
           <w:ilvl w:val="0"/>
           <w:numId w:val="2"/>
         </w:numPr>
+        <w:kinsoku/>
+        <w:wordWrap/>
+        <w:overflowPunct/>
+        <w:topLinePunct w:val="0"/>
+        <w:autoSpaceDE/>
+        <w:autoSpaceDN/>
+        <w:bidi w:val="0"/>
+        <w:adjustRightInd/>
+        <w:snapToGrid/>
+        <w:spacing w:line="360" w:lineRule="auto"/>
         <w:jc w:val="both"/>
+        <w:textAlignment w:val="auto"/>
         <w:rPr>
           <w:rFonts w:hint="default" w:ascii="等线" w:hAnsi="等线" w:eastAsia="等线" w:cs="等线"/>
           <w:b w:val="0"/>
@@ -1521,12 +3035,26 @@
     </w:p>
     <w:p>
       <w:pPr>
+        <w:keepNext w:val="0"/>
+        <w:keepLines w:val="0"/>
+        <w:pageBreakBefore w:val="0"/>
         <w:widowControl w:val="0"/>
         <w:numPr>
           <w:ilvl w:val="0"/>
           <w:numId w:val="2"/>
         </w:numPr>
+        <w:kinsoku/>
+        <w:wordWrap/>
+        <w:overflowPunct/>
+        <w:topLinePunct w:val="0"/>
+        <w:autoSpaceDE/>
+        <w:autoSpaceDN/>
+        <w:bidi w:val="0"/>
+        <w:adjustRightInd/>
+        <w:snapToGrid/>
+        <w:spacing w:line="360" w:lineRule="auto"/>
         <w:jc w:val="both"/>
+        <w:textAlignment w:val="auto"/>
         <w:rPr>
           <w:rFonts w:hint="default" w:ascii="等线" w:hAnsi="等线" w:eastAsia="等线" w:cs="等线"/>
           <w:b w:val="0"/>
@@ -1550,11 +3078,26 @@
     </w:p>
     <w:p>
       <w:pPr>
+        <w:keepNext w:val="0"/>
+        <w:keepLines w:val="0"/>
+        <w:pageBreakBefore w:val="0"/>
         <w:widowControl w:val="0"/>
         <w:numPr>
+          <w:ilvl w:val="0"/>
           <w:numId w:val="0"/>
         </w:numPr>
+        <w:kinsoku/>
+        <w:wordWrap/>
+        <w:overflowPunct/>
+        <w:topLinePunct w:val="0"/>
+        <w:autoSpaceDE/>
+        <w:autoSpaceDN/>
+        <w:bidi w:val="0"/>
+        <w:adjustRightInd/>
+        <w:snapToGrid/>
+        <w:spacing w:line="720" w:lineRule="auto"/>
         <w:jc w:val="both"/>
+        <w:textAlignment w:val="auto"/>
         <w:rPr>
           <w:rFonts w:hint="default" w:ascii="等线" w:hAnsi="等线" w:eastAsia="等线" w:cs="等线"/>
           <w:sz w:val="30"/>
@@ -1565,12 +3108,27 @@
     </w:p>
     <w:p>
       <w:pPr>
+        <w:keepNext w:val="0"/>
+        <w:keepLines w:val="0"/>
+        <w:pageBreakBefore w:val="0"/>
         <w:widowControl w:val="0"/>
         <w:numPr>
+          <w:ilvl w:val="0"/>
           <w:numId w:val="0"/>
         </w:numPr>
+        <w:kinsoku/>
+        <w:wordWrap/>
+        <w:overflowPunct/>
+        <w:topLinePunct w:val="0"/>
+        <w:autoSpaceDE/>
+        <w:autoSpaceDN/>
+        <w:bidi w:val="0"/>
+        <w:adjustRightInd/>
+        <w:snapToGrid/>
+        <w:spacing w:line="720" w:lineRule="auto"/>
         <w:ind w:leftChars="0"/>
         <w:jc w:val="both"/>
+        <w:textAlignment w:val="auto"/>
         <w:rPr>
           <w:rFonts w:hint="default" w:ascii="等线" w:hAnsi="等线" w:eastAsia="等线" w:cs="等线"/>
           <w:sz w:val="30"/>
@@ -1581,12 +3139,27 @@
     </w:p>
     <w:p>
       <w:pPr>
+        <w:keepNext w:val="0"/>
+        <w:keepLines w:val="0"/>
+        <w:pageBreakBefore w:val="0"/>
         <w:widowControl w:val="0"/>
         <w:numPr>
+          <w:ilvl w:val="0"/>
           <w:numId w:val="0"/>
         </w:numPr>
+        <w:kinsoku/>
+        <w:wordWrap/>
+        <w:overflowPunct/>
+        <w:topLinePunct w:val="0"/>
+        <w:autoSpaceDE/>
+        <w:autoSpaceDN/>
+        <w:bidi w:val="0"/>
+        <w:adjustRightInd/>
+        <w:snapToGrid/>
+        <w:spacing w:line="720" w:lineRule="auto"/>
         <w:ind w:leftChars="0"/>
         <w:jc w:val="both"/>
+        <w:textAlignment w:val="auto"/>
         <w:rPr>
           <w:rFonts w:hint="default" w:eastAsiaTheme="minorEastAsia"/>
           <w:lang w:val="en-US" w:eastAsia="zh-CN"/>
@@ -1997,12 +3570,12 @@
       <w:lang w:val="en-US" w:eastAsia="zh-CN" w:bidi="ar-SA"/>
     </w:rPr>
   </w:style>
-  <w:style w:type="character" w:default="1" w:styleId="3">
+  <w:style w:type="character" w:default="1" w:styleId="6">
     <w:name w:val="Default Paragraph Font"/>
     <w:semiHidden/>
     <w:uiPriority w:val="0"/>
   </w:style>
-  <w:style w:type="table" w:default="1" w:styleId="2">
+  <w:style w:type="table" w:default="1" w:styleId="5">
     <w:name w:val="Normal Table"/>
     <w:semiHidden/>
     <w:uiPriority w:val="0"/>
@@ -2015,7 +3588,31 @@
       </w:tblCellMar>
     </w:tblPr>
   </w:style>
-  <w:style w:type="paragraph" w:customStyle="1" w:styleId="4">
+  <w:style w:type="paragraph" w:styleId="2">
+    <w:name w:val="toc 3"/>
+    <w:basedOn w:val="1"/>
+    <w:next w:val="1"/>
+    <w:uiPriority w:val="0"/>
+    <w:pPr>
+      <w:ind w:left="840" w:leftChars="400"/>
+    </w:pPr>
+  </w:style>
+  <w:style w:type="paragraph" w:styleId="3">
+    <w:name w:val="toc 1"/>
+    <w:basedOn w:val="1"/>
+    <w:next w:val="1"/>
+    <w:uiPriority w:val="0"/>
+  </w:style>
+  <w:style w:type="paragraph" w:styleId="4">
+    <w:name w:val="toc 2"/>
+    <w:basedOn w:val="1"/>
+    <w:next w:val="1"/>
+    <w:uiPriority w:val="0"/>
+    <w:pPr>
+      <w:ind w:left="420" w:leftChars="200"/>
+    </w:pPr>
+  </w:style>
+  <w:style w:type="paragraph" w:customStyle="1" w:styleId="7">
     <w:name w:val="无间隔1"/>
     <w:qFormat/>
     <w:uiPriority w:val="0"/>
